--- a/public/templates/official/ossuario/aquisicao-renovacao-ossuario.docx
+++ b/public/templates/official/ossuario/aquisicao-renovacao-ossuario.docx
@@ -4,810 +4,277 @@
   <w:body>
     <w:tbl>
       <w:tblPr>
-        <w:tblpPr w:leftFromText="141" w:rightFromText="141" w:vertAnchor="text" w:horzAnchor="page" w:tblpX="1" w:tblpY="-329"/>
-        <w:tblOverlap w:val="never"/>
-        <w:tblW w:w="15722" w:type="dxa"/>
-        <w:tblCellMar>
-          <w:left w:w="70" w:type="dxa"/>
-          <w:right w:w="70" w:type="dxa"/>
-        </w:tblCellMar>
-        <w:tblLook w:val="04A0" w:firstRow="1" w:lastRow="0" w:firstColumn="1" w:lastColumn="0" w:noHBand="0" w:noVBand="1"/>
+        <w:tblW w:type="auto" w:w="0"/>
+        <w:tblLayout w:type="fixed"/>
+        <w:tblLook w:firstColumn="1" w:firstRow="1" w:lastColumn="0" w:lastRow="0" w:noHBand="0" w:noVBand="1" w:val="04A0"/>
       </w:tblPr>
       <w:tblGrid>
-        <w:gridCol w:w="15722"/>
+        <w:gridCol w:w="10035"/>
       </w:tblGrid>
       <w:tr>
-        <w:trPr>
-          <w:trHeight w:val="80"/>
-        </w:trPr>
         <w:tc>
           <w:tcPr>
-            <w:tcW w:w="15722" w:type="dxa"/>
+            <w:tcW w:type="dxa" w:w="10207"/>
             <w:tcBorders>
-              <w:top w:val="nil"/>
-              <w:left w:val="nil"/>
-              <w:bottom w:val="nil"/>
-              <w:right w:val="nil"/>
+              <w:top w:val="single" w:sz="6" w:color="666666"/>
+              <w:left w:val="single" w:sz="6" w:color="666666"/>
+              <w:bottom w:val="single" w:sz="6" w:color="666666"/>
+              <w:right w:val="single" w:sz="6" w:color="666666"/>
             </w:tcBorders>
-            <w:noWrap/>
-            <w:vAlign w:val="bottom"/>
-            <w:hideMark/>
+            <w:tcMar>
+              <w:top w:w="180" w:type="dxa"/>
+              <w:start w:w="180" w:type="dxa"/>
+              <w:bottom w:w="120" w:type="dxa"/>
+              <w:end w:w="180" w:type="dxa"/>
+            </w:tcMar>
+            <w:vAlign w:val="top"/>
           </w:tcPr>
+          <w:p/>
+          <w:tbl>
+            <w:tblPr>
+              <w:tblW w:type="auto" w:w="0"/>
+              <w:tblLayout w:type="fixed"/>
+              <w:tblLook w:firstColumn="1" w:firstRow="1" w:lastColumn="0" w:lastRow="0" w:noHBand="0" w:noVBand="1" w:val="04A0"/>
+            </w:tblPr>
+            <w:tblGrid>
+              <w:gridCol w:w="5103"/>
+              <w:gridCol w:w="5103"/>
+            </w:tblGrid>
+            <w:tr>
+              <w:tc>
+                <w:tcPr>
+                  <w:tcW w:type="dxa" w:w="5103"/>
+                  <w:tcBorders>
+                    <w:top w:val="nil"/>
+                    <w:left w:val="nil"/>
+                    <w:bottom w:val="nil"/>
+                    <w:right w:val="nil"/>
+                    <w:insideH w:val="nil"/>
+                    <w:insideV w:val="nil"/>
+                  </w:tcBorders>
+                </w:tcPr>
+                <w:p>
+                  <w:pPr>
+                    <w:keepNext w:val="0"/>
+                    <w:spacing w:before="0" w:after="0" w:line="240" w:lineRule="auto"/>
+                    <w:jc w:val="center"/>
+                  </w:pPr>
+                  <w:r>
+                    <w:rPr>
+                      <w:rFonts w:ascii="Arial" w:hAnsi="Arial" w:eastAsia="Arial" w:cs="Arial"/>
+                      <w:b/>
+                      <w:i w:val="0"/>
+                      <w:sz w:val="20"/>
+                    </w:rPr>
+                    <w:t>■ 1º ALUGUEL</w:t>
+                  </w:r>
+                </w:p>
+              </w:tc>
+              <w:tc>
+                <w:tcPr>
+                  <w:tcW w:type="dxa" w:w="5103"/>
+                  <w:tcBorders>
+                    <w:top w:val="nil"/>
+                    <w:left w:val="nil"/>
+                    <w:bottom w:val="nil"/>
+                    <w:right w:val="nil"/>
+                    <w:insideH w:val="nil"/>
+                    <w:insideV w:val="nil"/>
+                  </w:tcBorders>
+                </w:tcPr>
+                <w:p>
+                  <w:pPr>
+                    <w:keepNext w:val="0"/>
+                    <w:spacing w:before="0" w:after="0" w:line="240" w:lineRule="auto"/>
+                    <w:jc w:val="center"/>
+                  </w:pPr>
+                  <w:r>
+                    <w:rPr>
+                      <w:rFonts w:ascii="Arial" w:hAnsi="Arial" w:eastAsia="Arial" w:cs="Arial"/>
+                      <w:b/>
+                      <w:i w:val="0"/>
+                      <w:sz w:val="20"/>
+                    </w:rPr>
+                    <w:t>□ RENOVAÇÃO</w:t>
+                  </w:r>
+                </w:p>
+              </w:tc>
+            </w:tr>
+          </w:tbl>
+          <w:p/>
           <w:p>
             <w:pPr>
-              <w:spacing w:before="10"/>
-              <w:rPr>
-                <w:rFonts w:ascii="Calibri" w:hAnsi="Calibri" w:cs="Calibri"/>
-                <w:b/>
-                <w:bCs/>
-                <w:sz w:val="28"/>
-                <w:szCs w:val="28"/>
-              </w:rPr>
+              <w:keepNext w:val="0"/>
+              <w:spacing w:before="0" w:after="120" w:line="240" w:lineRule="auto"/>
             </w:pPr>
             <w:r>
               <w:rPr>
-                <w:rFonts w:ascii="Calibri" w:hAnsi="Calibri" w:cs="Calibri"/>
+                <w:rFonts w:ascii="Arial" w:hAnsi="Arial" w:eastAsia="Arial" w:cs="Arial"/>
+                <w:sz w:val="20"/>
+              </w:rPr>
+              <w:t xml:space="preserve">Concessionário: </w:t>
+            </w:r>
+            <w:r>
+              <w:rPr>
+                <w:rFonts w:ascii="Arial" w:hAnsi="Arial" w:eastAsia="Arial" w:cs="Arial"/>
                 <w:b/>
-                <w:bCs/>
-                <w:sz w:val="28"/>
-                <w:szCs w:val="28"/>
+                <w:sz w:val="21"/>
               </w:rPr>
-              <w:tab/>
+              <w:t>{nomeConc}</w:t>
             </w:r>
           </w:p>
           <w:p>
             <w:pPr>
-              <w:spacing w:before="10"/>
-              <w:rPr>
-                <w:rFonts w:ascii="Calibri" w:hAnsi="Calibri" w:cs="Calibri"/>
-                <w:b/>
-                <w:bCs/>
-              </w:rPr>
+              <w:keepNext w:val="0"/>
+              <w:spacing w:before="0" w:after="80" w:line="240" w:lineRule="auto"/>
             </w:pPr>
             <w:r>
               <w:rPr>
-                <w:rFonts w:ascii="Calibri" w:hAnsi="Calibri" w:cs="Calibri"/>
-                <w:b/>
-                <w:bCs/>
+                <w:rFonts w:ascii="Arial" w:hAnsi="Arial" w:eastAsia="Arial" w:cs="Arial"/>
+                <w:sz w:val="20"/>
               </w:rPr>
-              <w:t xml:space="preserve">                                                                            </w:t>
+              <w:t xml:space="preserve">CPF: </w:t>
             </w:r>
             <w:r>
               <w:rPr>
-                <w:rFonts w:ascii="Calibri" w:hAnsi="Calibri" w:cs="Calibri"/>
+                <w:rFonts w:ascii="Arial" w:hAnsi="Arial" w:eastAsia="Arial" w:cs="Arial"/>
                 <w:b/>
-                <w:bCs/>
-                <w:noProof/>
+                <w:sz w:val="21"/>
               </w:rPr>
-              <mc:AlternateContent>
-                <mc:Choice Requires="wps">
-                  <w:drawing>
-                    <wp:anchor distT="0" distB="0" distL="114300" distR="114300" simplePos="0" relativeHeight="251661312" behindDoc="0" locked="0" layoutInCell="1" allowOverlap="1" wp14:anchorId="30DBDCEF" wp14:editId="02464633">
-                      <wp:simplePos x="0" y="0"/>
-                      <wp:positionH relativeFrom="column">
-                        <wp:posOffset>4267200</wp:posOffset>
-                      </wp:positionH>
-                      <wp:positionV relativeFrom="paragraph">
-                        <wp:posOffset>5080</wp:posOffset>
-                      </wp:positionV>
-                      <wp:extent cx="193040" cy="142240"/>
-                      <wp:effectExtent l="0" t="0" r="16510" b="10160"/>
-                      <wp:wrapNone/>
-                      <wp:docPr id="80863373" name="Retângulo 1"/>
-                      <wp:cNvGraphicFramePr/>
-                      <a:graphic xmlns:a="http://schemas.openxmlformats.org/drawingml/2006/main">
-                        <a:graphicData uri="http://schemas.microsoft.com/office/word/2010/wordprocessingShape">
-                          <wps:wsp>
-                            <wps:cNvSpPr/>
-                            <wps:spPr>
-                              <a:xfrm>
-                                <a:off x="0" y="0"/>
-                                <a:ext cx="193040" cy="142240"/>
-                              </a:xfrm>
-                              <a:prstGeom prst="rect">
-                                <a:avLst/>
-                              </a:prstGeom>
-                              <a:solidFill>
-                                <a:schemeClr val="bg1"/>
-                              </a:solidFill>
-                              <a:ln w="12700">
-                                <a:solidFill>
-                                  <a:schemeClr val="bg1"/>
-                                </a:solidFill>
-                                <a:prstDash val="solid"/>
-                              </a:ln>
-                            </wps:spPr>
-                            <wps:style>
-                              <a:lnRef idx="2">
-                                <a:schemeClr val="accent1">
-                                  <a:shade val="50000"/>
-                                </a:schemeClr>
-                              </a:lnRef>
-                              <a:fillRef idx="1">
-                                <a:schemeClr val="accent1"/>
-                              </a:fillRef>
-                              <a:effectRef idx="0">
-                                <a:schemeClr val="accent1"/>
-                              </a:effectRef>
-                              <a:fontRef idx="minor">
-                                <a:schemeClr val="lt1"/>
-                              </a:fontRef>
-                            </wps:style>
-                            <wps:bodyPr rot="0" spcFirstLastPara="0" vertOverflow="overflow" horzOverflow="overflow" vert="horz" wrap="square" lIns="91440" tIns="45720" rIns="91440" bIns="45720" numCol="1" spcCol="0" rtlCol="0" fromWordArt="0" anchor="ctr" anchorCtr="0" forceAA="0" compatLnSpc="1">
-                              <a:prstTxWarp prst="textNoShape">
-                                <a:avLst/>
-                              </a:prstTxWarp>
-                              <a:noAutofit/>
-                            </wps:bodyPr>
-                          </wps:wsp>
-                        </a:graphicData>
-                      </a:graphic>
-                      <wp14:sizeRelH relativeFrom="margin">
-                        <wp14:pctWidth>0</wp14:pctWidth>
-                      </wp14:sizeRelH>
-                      <wp14:sizeRelV relativeFrom="margin">
-                        <wp14:pctHeight>0</wp14:pctHeight>
-                      </wp14:sizeRelV>
-                    </wp:anchor>
-                  </w:drawing>
-                </mc:Choice>
-                <mc:Fallback>
-                  <w:pict>
-                    <v:rect w14:anchorId="45258C53" id="Retângulo 1" o:spid="_x0000_s1026" style="position:absolute;margin-left:336pt;margin-top:.4pt;width:15.2pt;height:11.2pt;z-index:251661312;visibility:visible;mso-wrap-style:square;mso-width-percent:0;mso-height-percent:0;mso-wrap-distance-left:9pt;mso-wrap-distance-top:0;mso-wrap-distance-right:9pt;mso-wrap-distance-bottom:0;mso-position-horizontal:absolute;mso-position-horizontal-relative:text;mso-position-vertical:absolute;mso-position-vertical-relative:text;mso-width-percent:0;mso-height-percent:0;mso-width-relative:margin;mso-height-relative:margin;v-text-anchor:middle" o:gfxdata="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" fillcolor="white [3213]" strokecolor="black [3213]" strokeweight="1pt"/>
-                  </w:pict>
-                </mc:Fallback>
-              </mc:AlternateContent>
-            </w:r>
-            <w:r>
-              <w:rPr>
-                <w:rFonts w:ascii="Calibri" w:hAnsi="Calibri" w:cs="Calibri"/>
-                <w:b/>
-                <w:bCs/>
-                <w:noProof/>
-              </w:rPr>
-              <mc:AlternateContent>
-                <mc:Choice Requires="wps">
-                  <w:drawing>
-                    <wp:anchor distT="0" distB="0" distL="114300" distR="114300" simplePos="0" relativeHeight="251659264" behindDoc="0" locked="0" layoutInCell="1" allowOverlap="1" wp14:anchorId="6777EAA7" wp14:editId="5022205E">
-                      <wp:simplePos x="0" y="0"/>
-                      <wp:positionH relativeFrom="column">
-                        <wp:posOffset>2251710</wp:posOffset>
-                      </wp:positionH>
-                      <wp:positionV relativeFrom="paragraph">
-                        <wp:posOffset>12700</wp:posOffset>
-                      </wp:positionV>
-                      <wp:extent cx="193040" cy="142240"/>
-                      <wp:effectExtent l="0" t="0" r="16510" b="10160"/>
-                      <wp:wrapNone/>
-                      <wp:docPr id="706625649" name="Retângulo 1"/>
-                      <wp:cNvGraphicFramePr/>
-                      <a:graphic xmlns:a="http://schemas.openxmlformats.org/drawingml/2006/main">
-                        <a:graphicData uri="http://schemas.microsoft.com/office/word/2010/wordprocessingShape">
-                          <wps:wsp>
-                            <wps:cNvSpPr/>
-                            <wps:spPr>
-                              <a:xfrm>
-                                <a:off x="0" y="0"/>
-                                <a:ext cx="193040" cy="142240"/>
-                              </a:xfrm>
-                              <a:prstGeom prst="rect">
-                                <a:avLst/>
-                              </a:prstGeom>
-                              <a:solidFill>
-                                <a:schemeClr val="bg1"/>
-                              </a:solidFill>
-                              <a:ln w="12700">
-                                <a:solidFill>
-                                  <a:schemeClr val="bg1"/>
-                                </a:solidFill>
-                                <a:prstDash val="solid"/>
-                              </a:ln>
-                            </wps:spPr>
-                            <wps:style>
-                              <a:lnRef idx="2">
-                                <a:schemeClr val="accent1">
-                                  <a:shade val="50000"/>
-                                </a:schemeClr>
-                              </a:lnRef>
-                              <a:fillRef idx="1">
-                                <a:schemeClr val="accent1"/>
-                              </a:fillRef>
-                              <a:effectRef idx="0">
-                                <a:schemeClr val="accent1"/>
-                              </a:effectRef>
-                              <a:fontRef idx="minor">
-                                <a:schemeClr val="lt1"/>
-                              </a:fontRef>
-                            </wps:style>
-                            <wps:bodyPr rot="0" spcFirstLastPara="0" vertOverflow="overflow" horzOverflow="overflow" vert="horz" wrap="square" lIns="91440" tIns="45720" rIns="91440" bIns="45720" numCol="1" spcCol="0" rtlCol="0" fromWordArt="0" anchor="ctr" anchorCtr="0" forceAA="0" compatLnSpc="1">
-                              <a:prstTxWarp prst="textNoShape">
-                                <a:avLst/>
-                              </a:prstTxWarp>
-                              <a:noAutofit/>
-                            </wps:bodyPr>
-                          </wps:wsp>
-                        </a:graphicData>
-                      </a:graphic>
-                      <wp14:sizeRelH relativeFrom="margin">
-                        <wp14:pctWidth>0</wp14:pctWidth>
-                      </wp14:sizeRelH>
-                      <wp14:sizeRelV relativeFrom="margin">
-                        <wp14:pctHeight>0</wp14:pctHeight>
-                      </wp14:sizeRelV>
-                    </wp:anchor>
-                  </w:drawing>
-                </mc:Choice>
-                <mc:Fallback>
-                  <w:pict>
-                    <v:rect w14:anchorId="7A43286C" id="Retângulo 1" o:spid="_x0000_s1026" style="position:absolute;margin-left:177.3pt;margin-top:1pt;width:15.2pt;height:11.2pt;z-index:251659264;visibility:visible;mso-wrap-style:square;mso-width-percent:0;mso-height-percent:0;mso-wrap-distance-left:9pt;mso-wrap-distance-top:0;mso-wrap-distance-right:9pt;mso-wrap-distance-bottom:0;mso-position-horizontal:absolute;mso-position-horizontal-relative:text;mso-position-vertical:absolute;mso-position-vertical-relative:text;mso-width-percent:0;mso-height-percent:0;mso-width-relative:margin;mso-height-relative:margin;v-text-anchor:middle" o:gfxdata="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" fillcolor="white [3212]" strokecolor="black [3213]" strokeweight="1pt"/>
-                  </w:pict>
-                </mc:Fallback>
-              </mc:AlternateContent>
-            </w:r>
-            <w:r>
-              <w:rPr>
-                <w:rFonts w:ascii="Calibri" w:hAnsi="Calibri" w:cs="Calibri"/>
-                <w:b/>
-                <w:bCs/>
-              </w:rPr>
-              <w:t xml:space="preserve">           </w:t>
-            </w:r>
-            <w:r>
-              <w:rPr>
-                <w:rFonts w:ascii="Calibri" w:hAnsi="Calibri" w:cs="Calibri"/>
-                <w:b/>
-                <w:bCs/>
-              </w:rPr>
-              <w:t xml:space="preserve">AQUISIÇÃO </w:t>
-            </w:r>
-            <w:r>
-              <w:rPr>
-                <w:rFonts w:ascii="Calibri" w:hAnsi="Calibri" w:cs="Calibri"/>
-                <w:b/>
-                <w:bCs/>
-              </w:rPr>
-              <w:t xml:space="preserve">  </w:t>
-            </w:r>
-            <w:r>
-              <w:rPr>
-                <w:rFonts w:ascii="Calibri" w:hAnsi="Calibri" w:cs="Calibri"/>
-                <w:b/>
-                <w:bCs/>
-              </w:rPr>
-              <w:t xml:space="preserve">                                              </w:t>
-            </w:r>
-            <w:r>
-              <w:rPr>
-                <w:rFonts w:ascii="Calibri" w:hAnsi="Calibri" w:cs="Calibri"/>
-                <w:b/>
-                <w:bCs/>
-              </w:rPr>
-              <w:t xml:space="preserve"> </w:t>
-            </w:r>
-            <w:r>
-              <w:rPr>
-                <w:rFonts w:ascii="Calibri" w:hAnsi="Calibri" w:cs="Calibri"/>
-                <w:b/>
-                <w:bCs/>
-              </w:rPr>
-              <w:t>RENOVAÇÃO</w:t>
+              <w:t>{cpfConc}</w:t>
             </w:r>
           </w:p>
           <w:p>
             <w:pPr>
-              <w:spacing w:before="10"/>
-              <w:rPr>
-                <w:rFonts w:ascii="Calibri" w:hAnsi="Calibri" w:cs="Calibri"/>
-              </w:rPr>
-            </w:pPr>
-          </w:p>
-          <w:p>
-            <w:pPr>
-              <w:spacing w:before="10"/>
-              <w:rPr>
-                <w:rFonts w:ascii="Calibri" w:hAnsi="Calibri" w:cs="Calibri"/>
-              </w:rPr>
+              <w:keepNext w:val="0"/>
+              <w:spacing w:before="0" w:after="80" w:line="240" w:lineRule="auto"/>
             </w:pPr>
             <w:r>
               <w:rPr>
-                <w:rFonts w:ascii="Calibri" w:hAnsi="Calibri" w:cs="Calibri"/>
+                <w:rFonts w:ascii="Arial" w:hAnsi="Arial" w:eastAsia="Arial" w:cs="Arial"/>
+                <w:sz w:val="20"/>
               </w:rPr>
-              <w:t xml:space="preserve">                       </w:t>
+              <w:t xml:space="preserve">Endereço: </w:t>
             </w:r>
             <w:r>
               <w:rPr>
-                <w:rFonts w:ascii="Calibri" w:hAnsi="Calibri" w:cs="Calibri"/>
+                <w:rFonts w:ascii="Arial" w:hAnsi="Arial" w:eastAsia="Arial" w:cs="Arial"/>
+                <w:b/>
+                <w:sz w:val="21"/>
               </w:rPr>
-              <w:t xml:space="preserve">                </w:t>
+              <w:t>{endConc}</w:t>
             </w:r>
           </w:p>
           <w:p>
             <w:pPr>
-              <w:spacing w:before="10"/>
-              <w:jc w:val="both"/>
-              <w:rPr>
-                <w:rFonts w:ascii="Calibri" w:hAnsi="Calibri" w:cs="Calibri"/>
-              </w:rPr>
+              <w:keepNext w:val="0"/>
+              <w:spacing w:before="0" w:after="240" w:line="240" w:lineRule="auto"/>
             </w:pPr>
             <w:r>
               <w:rPr>
-                <w:rFonts w:ascii="Calibri" w:hAnsi="Calibri" w:cs="Calibri"/>
-                <w:sz w:val="15"/>
+                <w:rFonts w:ascii="Arial" w:hAnsi="Arial" w:eastAsia="Arial" w:cs="Arial"/>
+                <w:sz w:val="20"/>
               </w:rPr>
-              <w:t xml:space="preserve">                      Concessionário: {{nomeConc}}</w:t>
+              <w:t xml:space="preserve">Telefone: </w:t>
             </w:r>
             <w:r>
               <w:rPr>
-                <w:rFonts w:ascii="Calibri" w:hAnsi="Calibri" w:cs="Calibri"/>
+                <w:rFonts w:ascii="Arial" w:hAnsi="Arial" w:eastAsia="Arial" w:cs="Arial"/>
+                <w:b/>
+                <w:sz w:val="21"/>
               </w:rPr>
-            </w:r>
-            <w:r>
-              <w:rPr>
-                <w:rFonts w:ascii="Calibri" w:hAnsi="Calibri" w:cs="Calibri"/>
-              </w:rPr>
-            </w:r>
-            <w:r>
-              <w:rPr>
-                <w:rFonts w:ascii="Calibri" w:hAnsi="Calibri" w:cs="Calibri"/>
-                <w:b/>
-                <w:bCs/>
-              </w:rPr>
-            </w:r>
-            <w:r>
-              <w:rPr>
-                <w:rFonts w:ascii="Calibri" w:hAnsi="Calibri" w:cs="Calibri"/>
-                <w:b/>
-                <w:bCs/>
-              </w:rPr>
+              <w:t>{telConc}</w:t>
             </w:r>
           </w:p>
           <w:p>
             <w:pPr>
-              <w:spacing w:before="10"/>
-              <w:jc w:val="both"/>
-              <w:rPr>
-                <w:rFonts w:ascii="Calibri" w:hAnsi="Calibri" w:cs="Calibri"/>
-              </w:rPr>
-            </w:pPr>
-          </w:p>
-          <w:p>
-            <w:pPr>
-              <w:spacing w:before="10"/>
-              <w:jc w:val="both"/>
-              <w:rPr>
-                <w:rFonts w:ascii="Calibri" w:hAnsi="Calibri" w:cs="Calibri"/>
-                <w:b/>
-                <w:bCs/>
-              </w:rPr>
+              <w:keepNext w:val="0"/>
+              <w:spacing w:before="0" w:after="320" w:line="240" w:lineRule="auto"/>
             </w:pPr>
             <w:r>
               <w:rPr>
-                <w:rFonts w:ascii="Calibri" w:hAnsi="Calibri" w:cs="Calibri"/>
-                <w:sz w:val="15"/>
+                <w:rFonts w:ascii="Arial" w:hAnsi="Arial" w:eastAsia="Arial" w:cs="Arial"/>
+                <w:sz w:val="20"/>
               </w:rPr>
-              <w:t xml:space="preserve">                      CPF: {{cpfConc}}</w:t>
+              <w:t xml:space="preserve">Despojos de: </w:t>
             </w:r>
             <w:r>
               <w:rPr>
-                <w:rFonts w:ascii="Calibri" w:hAnsi="Calibri" w:cs="Calibri"/>
+                <w:rFonts w:ascii="Arial" w:hAnsi="Arial" w:eastAsia="Arial" w:cs="Arial"/>
+                <w:b/>
+                <w:sz w:val="21"/>
               </w:rPr>
-            </w:r>
-            <w:r>
-              <w:rPr>
-                <w:rFonts w:ascii="Calibri" w:hAnsi="Calibri" w:cs="Calibri"/>
-              </w:rPr>
-            </w:r>
-            <w:r>
-              <w:rPr>
-                <w:rFonts w:ascii="Calibri" w:hAnsi="Calibri" w:cs="Calibri"/>
-                <w:b/>
-                <w:bCs/>
-              </w:rPr>
+              <w:t>{nomeFal}</w:t>
             </w:r>
           </w:p>
           <w:p>
             <w:pPr>
-              <w:spacing w:before="10"/>
-              <w:jc w:val="both"/>
-              <w:rPr>
-                <w:rFonts w:ascii="Calibri" w:hAnsi="Calibri" w:cs="Calibri"/>
-              </w:rPr>
-            </w:pPr>
-          </w:p>
-          <w:p>
-            <w:pPr>
-              <w:spacing w:before="10"/>
-              <w:jc w:val="both"/>
-              <w:rPr>
-                <w:rFonts w:ascii="Calibri" w:hAnsi="Calibri" w:cs="Calibri"/>
-              </w:rPr>
+              <w:keepNext w:val="0"/>
+              <w:spacing w:before="0" w:after="200" w:line="240" w:lineRule="auto"/>
+              <w:jc w:val="center"/>
             </w:pPr>
             <w:r>
               <w:rPr>
-                <w:rFonts w:ascii="Calibri" w:hAnsi="Calibri" w:cs="Calibri"/>
-                <w:sz w:val="15"/>
+                <w:rFonts w:ascii="Arial" w:hAnsi="Arial" w:eastAsia="Arial" w:cs="Arial"/>
+                <w:sz w:val="20"/>
               </w:rPr>
-              <w:t xml:space="preserve">                      Endereço: {{endConc}}</w:t>
+              <w:t>AQUISIÇÃO de ossuário determinado</w:t>
             </w:r>
             <w:r>
               <w:rPr>
-                <w:rFonts w:ascii="Calibri" w:hAnsi="Calibri" w:cs="Calibri"/>
+                <w:rFonts w:ascii="Arial" w:hAnsi="Arial" w:eastAsia="Arial" w:cs="Arial"/>
+                <w:sz w:val="20"/>
               </w:rPr>
+              <w:t xml:space="preserve"> no valor vigente.</w:t>
             </w:r>
-            <w:r>
-              <w:rPr>
-                <w:rFonts w:asciiTheme="minorHAnsi" w:hAnsiTheme="minorHAnsi" w:cstheme="minorHAnsi"/>
-              </w:rPr>
-            </w:r>
-            <w:r>
-              <w:rPr>
-                <w:rFonts w:asciiTheme="minorHAnsi" w:hAnsiTheme="minorHAnsi" w:cstheme="minorHAnsi"/>
-              </w:rPr>
-            </w:r>
-            <w:r>
-              <w:rPr>
-                <w:rFonts w:asciiTheme="minorHAnsi" w:hAnsiTheme="minorHAnsi" w:cstheme="minorHAnsi"/>
-                <w:b/>
-                <w:bCs/>
-              </w:rPr>
-            </w:r>
-            <w:r>
-              <w:rPr>
-                <w:rFonts w:asciiTheme="minorHAnsi" w:hAnsiTheme="minorHAnsi" w:cstheme="minorHAnsi"/>
-                <w:b/>
-                <w:bCs/>
-              </w:rPr>
-            </w:r>
-            <w:r>
-              <w:rPr>
-                <w:rFonts w:asciiTheme="minorHAnsi" w:hAnsiTheme="minorHAnsi" w:cstheme="minorHAnsi"/>
-                <w:b/>
-                <w:bCs/>
-              </w:rPr>
-            </w:r>
-            <w:r>
-              <w:rPr>
-                <w:rFonts w:asciiTheme="minorHAnsi" w:hAnsiTheme="minorHAnsi" w:cstheme="minorHAnsi"/>
-                <w:b/>
-                <w:bCs/>
-              </w:rPr>
-            </w:r>
-            <w:r>
-              <w:rPr>
-                <w:rFonts w:asciiTheme="minorHAnsi" w:hAnsiTheme="minorHAnsi" w:cstheme="minorHAnsi"/>
-              </w:rPr>
-            </w:r>
-            <w:r>
-              <w:rPr>
-                <w:rFonts w:asciiTheme="minorHAnsi" w:hAnsiTheme="minorHAnsi" w:cstheme="minorHAnsi"/>
-                <w:b/>
-                <w:bCs/>
-              </w:rPr>
-            </w:r>
-            <w:r>
-              <w:rPr>
-                <w:rFonts w:asciiTheme="minorHAnsi" w:hAnsiTheme="minorHAnsi" w:cstheme="minorHAnsi"/>
-                <w:b/>
-                <w:bCs/>
-              </w:rPr>
-            </w:r>
-          </w:p>
-          <w:p>
-            <w:pPr>
-              <w:spacing w:before="10"/>
-              <w:jc w:val="both"/>
-              <w:rPr>
-                <w:rFonts w:ascii="Calibri" w:hAnsi="Calibri" w:cs="Calibri"/>
-              </w:rPr>
-            </w:pPr>
-            <w:r>
-              <w:rPr>
-                <w:rFonts w:ascii="Calibri" w:hAnsi="Calibri" w:cs="Calibri"/>
-              </w:rPr>
-              <w:t xml:space="preserve"> </w:t>
-            </w:r>
-          </w:p>
-          <w:p>
-            <w:pPr>
-              <w:spacing w:before="10"/>
-              <w:jc w:val="both"/>
-              <w:rPr>
-                <w:rFonts w:ascii="Calibri" w:hAnsi="Calibri" w:cs="Calibri"/>
-              </w:rPr>
-            </w:pPr>
-            <w:r>
-              <w:rPr>
-                <w:rFonts w:ascii="Calibri" w:hAnsi="Calibri" w:cs="Calibri"/>
-                <w:sz w:val="15"/>
-              </w:rPr>
-              <w:t xml:space="preserve">                      Telefone: {{telConc}}</w:t>
-            </w:r>
-            <w:r>
-              <w:rPr>
-                <w:rFonts w:ascii="Calibri" w:hAnsi="Calibri" w:cs="Calibri"/>
-              </w:rPr>
-            </w:r>
-            <w:r>
-              <w:rPr>
-                <w:rFonts w:ascii="Calibri" w:hAnsi="Calibri" w:cs="Calibri"/>
-              </w:rPr>
-            </w:r>
-            <w:r>
-              <w:rPr>
-                <w:rFonts w:ascii="Calibri" w:hAnsi="Calibri" w:cs="Calibri"/>
-              </w:rPr>
-            </w:r>
-            <w:r>
-              <w:rPr>
-                <w:rFonts w:ascii="Calibri" w:hAnsi="Calibri" w:cs="Calibri"/>
-              </w:rPr>
-            </w:r>
-            <w:r>
-              <w:rPr>
-                <w:rFonts w:ascii="Calibri" w:hAnsi="Calibri" w:cs="Calibri"/>
-                <w:b/>
-                <w:bCs/>
-              </w:rPr>
-            </w:r>
-            <w:r>
-              <w:rPr>
-                <w:rFonts w:ascii="Calibri" w:hAnsi="Calibri" w:cs="Calibri"/>
-                <w:b/>
-                <w:bCs/>
-              </w:rPr>
-            </w:r>
-            <w:r>
-              <w:rPr>
-                <w:rFonts w:ascii="Calibri" w:hAnsi="Calibri" w:cs="Calibri"/>
-                <w:b/>
-                <w:bCs/>
-              </w:rPr>
-            </w:r>
-          </w:p>
-          <w:p>
-            <w:pPr>
-              <w:spacing w:before="10"/>
-              <w:jc w:val="both"/>
-              <w:rPr>
-                <w:rFonts w:ascii="Calibri" w:hAnsi="Calibri" w:cs="Calibri"/>
-              </w:rPr>
-            </w:pPr>
-            <w:r>
-              <w:rPr>
-                <w:rFonts w:ascii="Calibri" w:hAnsi="Calibri" w:cs="Calibri"/>
-              </w:rPr>
-              <w:t xml:space="preserve">                       </w:t>
-            </w:r>
-          </w:p>
-          <w:p>
-            <w:pPr>
-              <w:spacing w:before="10"/>
-              <w:jc w:val="both"/>
-              <w:rPr>
-                <w:rFonts w:ascii="Calibri" w:hAnsi="Calibri" w:cs="Calibri"/>
-              </w:rPr>
-            </w:pPr>
-          </w:p>
-          <w:p>
-            <w:pPr>
-              <w:spacing w:before="10"/>
-              <w:jc w:val="both"/>
-              <w:rPr>
-                <w:rFonts w:ascii="Calibri" w:hAnsi="Calibri" w:cs="Calibri"/>
-              </w:rPr>
-            </w:pPr>
-            <w:r>
-              <w:rPr>
-                <w:rFonts w:ascii="Calibri" w:hAnsi="Calibri" w:cs="Calibri"/>
-              </w:rPr>
-              <w:t xml:space="preserve">                      </w:t>
-            </w:r>
-            <w:r>
-              <w:rPr>
-                <w:rFonts w:ascii="Calibri" w:hAnsi="Calibri" w:cs="Calibri"/>
-              </w:rPr>
-              <w:t xml:space="preserve">                     </w:t>
-            </w:r>
-          </w:p>
-          <w:p>
-            <w:pPr>
-              <w:spacing w:before="10"/>
-              <w:jc w:val="both"/>
-              <w:rPr>
-                <w:rFonts w:ascii="Calibri" w:hAnsi="Calibri" w:cs="Calibri"/>
-              </w:rPr>
-            </w:pPr>
-            <w:r>
-              <w:rPr>
-                <w:rFonts w:ascii="Calibri" w:hAnsi="Calibri" w:cs="Calibri"/>
-                <w:sz w:val="15"/>
-              </w:rPr>
-              <w:t xml:space="preserve">                      Despojos de: {{nomeFal}}</w:t>
-            </w:r>
-            <w:r>
-              <w:rPr>
-                <w:rFonts w:ascii="Calibri" w:hAnsi="Calibri" w:cs="Calibri"/>
-              </w:rPr>
-            </w:r>
-            <w:r>
-              <w:rPr>
-                <w:rFonts w:ascii="Calibri" w:hAnsi="Calibri" w:cs="Calibri"/>
-              </w:rPr>
-            </w:r>
-            <w:r>
-              <w:rPr>
-                <w:rFonts w:ascii="Calibri" w:hAnsi="Calibri" w:cs="Calibri"/>
-                <w:b/>
-                <w:bCs/>
-              </w:rPr>
-            </w:r>
-          </w:p>
-          <w:p>
-            <w:pPr>
-              <w:spacing w:before="10"/>
-              <w:jc w:val="both"/>
-              <w:rPr>
-                <w:rFonts w:ascii="Calibri" w:hAnsi="Calibri" w:cs="Calibri"/>
-              </w:rPr>
-            </w:pPr>
-          </w:p>
-          <w:p>
-            <w:pPr>
-              <w:spacing w:before="10"/>
-              <w:jc w:val="both"/>
-              <w:rPr>
-                <w:rFonts w:ascii="Calibri" w:hAnsi="Calibri" w:cs="Calibri"/>
-              </w:rPr>
-            </w:pPr>
-            <w:r>
-              <w:rPr>
-                <w:rFonts w:ascii="Calibri" w:hAnsi="Calibri" w:cs="Calibri"/>
-              </w:rPr>
-              <w:t xml:space="preserve">                     </w:t>
-            </w:r>
-          </w:p>
-          <w:p>
-            <w:pPr>
-              <w:spacing w:before="10"/>
-              <w:jc w:val="both"/>
-              <w:rPr>
-                <w:rFonts w:ascii="Calibri" w:hAnsi="Calibri" w:cs="Calibri"/>
-                <w:b/>
-                <w:bCs/>
-                <w:sz w:val="22"/>
-                <w:szCs w:val="22"/>
-              </w:rPr>
-            </w:pPr>
-            <w:r>
-              <w:rPr>
-                <w:rFonts w:ascii="Calibri" w:hAnsi="Calibri" w:cs="Calibri"/>
-              </w:rPr>
-              <w:t xml:space="preserve">                         </w:t>
-            </w:r>
-          </w:p>
-          <w:p>
-            <w:pPr>
-              <w:spacing w:before="10"/>
-              <w:jc w:val="both"/>
-              <w:rPr>
-                <w:rFonts w:ascii="Calibri" w:hAnsi="Calibri" w:cs="Calibri"/>
-                <w:sz w:val="36"/>
-                <w:szCs w:val="36"/>
-              </w:rPr>
-            </w:pPr>
-            <w:r>
-              <w:rPr>
-                <w:rFonts w:ascii="Calibri" w:hAnsi="Calibri" w:cs="Calibri"/>
-                <w:sz w:val="36"/>
-                <w:szCs w:val="36"/>
-              </w:rPr>
-              <w:t xml:space="preserve">                      </w:t>
-            </w:r>
-          </w:p>
-          <w:p>
-            <w:pPr>
-              <w:spacing w:before="10"/>
-              <w:jc w:val="both"/>
-              <w:rPr>
-                <w:rFonts w:ascii="Calibri" w:hAnsi="Calibri" w:cs="Calibri"/>
-                <w:b/>
-              </w:rPr>
-            </w:pPr>
-            <w:r>
-              <w:rPr>
-                <w:rFonts w:ascii="Calibri" w:hAnsi="Calibri" w:cs="Calibri"/>
-              </w:rPr>
-              <w:t xml:space="preserve">                          </w:t>
-            </w:r>
-          </w:p>
-          <w:p>
-            <w:pPr>
-              <w:spacing w:before="10"/>
-              <w:jc w:val="both"/>
-              <w:rPr>
-                <w:rFonts w:ascii="Calibri" w:hAnsi="Calibri" w:cs="Calibri"/>
-              </w:rPr>
-            </w:pPr>
-          </w:p>
-          <w:p>
-            <w:pPr>
-              <w:spacing w:before="10"/>
-              <w:jc w:val="both"/>
-              <w:rPr>
-                <w:rFonts w:ascii="Calibri" w:hAnsi="Calibri" w:cs="Calibri"/>
-              </w:rPr>
-            </w:pPr>
-          </w:p>
-          <w:p>
-            <w:pPr>
-              <w:spacing w:before="10"/>
-              <w:jc w:val="both"/>
-              <w:rPr>
-                <w:rFonts w:ascii="Calibri" w:hAnsi="Calibri" w:cs="Calibri"/>
-              </w:rPr>
-            </w:pPr>
-          </w:p>
-          <w:p>
-            <w:pPr>
-              <w:spacing w:before="10"/>
-              <w:jc w:val="both"/>
-              <w:rPr>
-                <w:rFonts w:ascii="Calibri" w:hAnsi="Calibri" w:cs="Calibri"/>
-              </w:rPr>
-            </w:pPr>
-            <w:bookmarkStart w:id="0" w:name="_Hlk138920313"/>
           </w:p>
           <w:tbl>
             <w:tblPr>
-              <w:tblpPr w:leftFromText="141" w:rightFromText="141" w:vertAnchor="page" w:horzAnchor="page" w:tblpX="1289" w:tblpY="5905"/>
-              <w:tblOverlap w:val="never"/>
-              <w:tblW w:w="0" w:type="auto"/>
-              <w:tblBorders>
-                <w:top w:val="single" w:sz="4" w:space="0" w:color="auto"/>
-                <w:left w:val="single" w:sz="4" w:space="0" w:color="auto"/>
-                <w:bottom w:val="single" w:sz="4" w:space="0" w:color="auto"/>
-                <w:right w:val="single" w:sz="4" w:space="0" w:color="auto"/>
-                <w:insideH w:val="single" w:sz="4" w:space="0" w:color="auto"/>
-                <w:insideV w:val="single" w:sz="4" w:space="0" w:color="auto"/>
-              </w:tblBorders>
-              <w:tblCellMar>
-                <w:left w:w="70" w:type="dxa"/>
-                <w:right w:w="70" w:type="dxa"/>
-              </w:tblCellMar>
-              <w:tblLook w:val="0000" w:firstRow="0" w:lastRow="0" w:firstColumn="0" w:lastColumn="0" w:noHBand="0" w:noVBand="0"/>
+              <w:tblW w:type="auto" w:w="0"/>
+              <w:tblLayout w:type="fixed"/>
+              <w:tblLook w:firstColumn="1" w:firstRow="1" w:lastColumn="0" w:lastRow="0" w:noHBand="0" w:noVBand="1" w:val="04A0"/>
             </w:tblPr>
             <w:tblGrid>
-              <w:gridCol w:w="1838"/>
-              <w:gridCol w:w="1276"/>
-              <w:gridCol w:w="567"/>
-              <w:gridCol w:w="3118"/>
               <w:gridCol w:w="1701"/>
-              <w:gridCol w:w="1110"/>
+              <w:gridCol w:w="1701"/>
+              <w:gridCol w:w="1701"/>
+              <w:gridCol w:w="1701"/>
+              <w:gridCol w:w="1701"/>
+              <w:gridCol w:w="1701"/>
             </w:tblGrid>
             <w:tr>
               <w:trPr>
-                <w:trHeight w:val="280"/>
+                <w:trHeight w:val="312" w:hRule="atLeast"/>
               </w:trPr>
               <w:tc>
                 <w:tcPr>
-                  <w:tcW w:w="9610" w:type="dxa"/>
+                  <w:tcW w:type="dxa" w:w="10206"/>
                   <w:gridSpan w:val="6"/>
+                  <w:tcBorders>
+                    <w:top w:val="single" w:sz="4" w:color="000000"/>
+                    <w:left w:val="single" w:sz="4" w:color="000000"/>
+                    <w:bottom w:val="single" w:sz="4" w:color="000000"/>
+                    <w:right w:val="single" w:sz="4" w:color="000000"/>
+                  </w:tcBorders>
+                  <w:tcMar>
+                    <w:top w:w="40" w:type="dxa"/>
+                    <w:start w:w="35" w:type="dxa"/>
+                    <w:bottom w:w="40" w:type="dxa"/>
+                    <w:end w:w="35" w:type="dxa"/>
+                  </w:tcMar>
+                  <w:vAlign w:val="center"/>
                 </w:tcPr>
                 <w:p>
                   <w:pPr>
-                    <w:spacing w:before="10"/>
+                    <w:keepNext w:val="0"/>
+                    <w:spacing w:before="0" w:after="0" w:line="240" w:lineRule="auto"/>
                     <w:jc w:val="center"/>
-                    <w:rPr>
-                      <w:rFonts w:ascii="Calibri" w:hAnsi="Calibri" w:cs="Calibri"/>
-                    </w:rPr>
                   </w:pPr>
                   <w:r>
                     <w:rPr>
-                      <w:rFonts w:ascii="Calibri" w:hAnsi="Calibri" w:cs="Calibri"/>
+                      <w:rFonts w:ascii="Arial" w:hAnsi="Arial" w:eastAsia="Arial" w:cs="Arial"/>
                       <w:b/>
-                      <w:bCs/>
-                      <w:sz w:val="22"/>
-                      <w:szCs w:val="22"/>
+                      <w:sz w:val="18"/>
                     </w:rPr>
                     <w:t>OSSUÁRIO</w:t>
                   </w:r>
@@ -816,966 +283,928 @@
             </w:tr>
             <w:tr>
               <w:trPr>
-                <w:trHeight w:val="280"/>
+                <w:trHeight w:val="709" w:hRule="atLeast"/>
               </w:trPr>
               <w:tc>
                 <w:tcPr>
-                  <w:tcW w:w="1838" w:type="dxa"/>
+                  <w:tcW w:type="dxa" w:w="1701"/>
+                  <w:tcBorders>
+                    <w:top w:val="single" w:sz="4" w:color="000000"/>
+                    <w:left w:val="single" w:sz="4" w:color="000000"/>
+                    <w:bottom w:val="single" w:sz="4" w:color="000000"/>
+                    <w:right w:val="single" w:sz="4" w:color="000000"/>
+                  </w:tcBorders>
+                  <w:tcMar>
+                    <w:top w:w="40" w:type="dxa"/>
+                    <w:start w:w="35" w:type="dxa"/>
+                    <w:bottom w:w="40" w:type="dxa"/>
+                    <w:end w:w="35" w:type="dxa"/>
+                  </w:tcMar>
+                  <w:vAlign w:val="center"/>
                 </w:tcPr>
                 <w:p>
                   <w:pPr>
-                    <w:spacing w:before="10"/>
+                    <w:keepNext w:val="0"/>
+                    <w:spacing w:before="0" w:after="0" w:line="240" w:lineRule="auto"/>
                     <w:jc w:val="center"/>
-                    <w:rPr>
-                      <w:rFonts w:ascii="Calibri" w:hAnsi="Calibri" w:cs="Calibri"/>
-                      <w:b/>
-                      <w:bCs/>
-                    </w:rPr>
                   </w:pPr>
                   <w:r>
                     <w:rPr>
-                      <w:rFonts w:ascii="Calibri" w:hAnsi="Calibri" w:cs="Calibri"/>
+                      <w:rFonts w:ascii="Arial" w:hAnsi="Arial" w:eastAsia="Arial" w:cs="Arial"/>
                       <w:b/>
-                      <w:bCs/>
+                      <w:sz w:val="16"/>
                     </w:rPr>
-                    <w:t>BLOCO</w:t>
-                  </w:r>
-                  <w:r>
-                    <w:rPr>
-                      <w:rFonts w:ascii="Calibri" w:hAnsi="Calibri" w:cs="Calibri"/>
-                      <w:b/>
-                      <w:bCs/>
-                    </w:rPr>
-                    <w:t>/GALERIA</w:t>
+                    <w:t>BLOCO/GALERIA</w:t>
                   </w:r>
                 </w:p>
                 <w:p>
                   <w:pPr>
-                    <w:spacing w:before="10"/>
+                    <w:keepNext w:val="0"/>
+                    <w:spacing w:before="0" w:after="0" w:line="240" w:lineRule="auto"/>
                     <w:jc w:val="center"/>
-                    <w:rPr>
-                      <w:rFonts w:ascii="Calibri" w:hAnsi="Calibri" w:cs="Calibri"/>
-                      <w:b/>
-                      <w:bCs/>
-                      <w:sz w:val="36"/>
-                      <w:szCs w:val="36"/>
-                    </w:rPr>
                   </w:pPr>
                   <w:r>
                     <w:rPr>
-                      <w:rFonts w:ascii="Calibri" w:hAnsi="Calibri" w:cs="Calibri"/>
+                      <w:rFonts w:ascii="Arial" w:hAnsi="Arial" w:eastAsia="Arial" w:cs="Arial"/>
                       <w:b/>
-                      <w:bCs/>
-                      <w:sz w:val="28"/>
-                      <w:szCs w:val="28"/>
+                      <w:sz w:val="24"/>
                     </w:rPr>
-                    <w:br/>
+                    <w:t>{bloco}</w:t>
                   </w:r>
-                  <w:r>
-                    <w:rPr>
-                      <w:rFonts w:ascii="Calibri" w:hAnsi="Calibri" w:cs="Calibri"/>
-                      <w:b/>
-                      <w:bCs/>
-                      <w:sz w:val="36"/>
-                      <w:szCs w:val="36"/>
-                    </w:rPr>
-                    <w:t>{{bloco}}</w:t>
-                  </w:r>
-                </w:p>
-                <w:p>
-                  <w:pPr>
-                    <w:spacing w:before="10"/>
-                    <w:jc w:val="center"/>
-                    <w:rPr>
-                      <w:rFonts w:ascii="Calibri" w:hAnsi="Calibri" w:cs="Calibri"/>
-                      <w:b/>
-                    </w:rPr>
-                  </w:pPr>
                 </w:p>
               </w:tc>
               <w:tc>
                 <w:tcPr>
-                  <w:tcW w:w="1843" w:type="dxa"/>
+                  <w:tcW w:type="dxa" w:w="3402"/>
                   <w:gridSpan w:val="2"/>
+                  <w:tcBorders>
+                    <w:top w:val="single" w:sz="4" w:color="000000"/>
+                    <w:left w:val="single" w:sz="4" w:color="000000"/>
+                    <w:bottom w:val="single" w:sz="4" w:color="000000"/>
+                    <w:right w:val="single" w:sz="4" w:color="000000"/>
+                  </w:tcBorders>
+                  <w:tcMar>
+                    <w:top w:w="40" w:type="dxa"/>
+                    <w:start w:w="35" w:type="dxa"/>
+                    <w:bottom w:w="40" w:type="dxa"/>
+                    <w:end w:w="35" w:type="dxa"/>
+                  </w:tcMar>
+                  <w:vAlign w:val="center"/>
                 </w:tcPr>
                 <w:p>
                   <w:pPr>
-                    <w:spacing w:before="10"/>
+                    <w:keepNext w:val="0"/>
+                    <w:spacing w:before="0" w:after="0" w:line="240" w:lineRule="auto"/>
                     <w:jc w:val="center"/>
-                    <w:rPr>
-                      <w:rFonts w:ascii="Calibri" w:hAnsi="Calibri" w:cs="Calibri"/>
-                      <w:b/>
-                      <w:bCs/>
-                    </w:rPr>
                   </w:pPr>
                   <w:r>
                     <w:rPr>
-                      <w:rFonts w:ascii="Calibri" w:hAnsi="Calibri" w:cs="Calibri"/>
+                      <w:rFonts w:ascii="Arial" w:hAnsi="Arial" w:eastAsia="Arial" w:cs="Arial"/>
                       <w:b/>
-                      <w:bCs/>
+                      <w:sz w:val="16"/>
                     </w:rPr>
                     <w:t>NÚMERO</w:t>
                   </w:r>
                 </w:p>
                 <w:p>
                   <w:pPr>
-                    <w:rPr>
-                      <w:rFonts w:ascii="Calibri" w:hAnsi="Calibri" w:cs="Calibri"/>
-                    </w:rPr>
-                  </w:pPr>
-                </w:p>
-                <w:p>
-                  <w:pPr>
-                    <w:rPr>
-                      <w:rFonts w:ascii="Calibri" w:hAnsi="Calibri" w:cs="Calibri"/>
-                      <w:b/>
-                      <w:sz w:val="32"/>
-                      <w:szCs w:val="32"/>
-                    </w:rPr>
+                    <w:keepNext w:val="0"/>
+                    <w:spacing w:before="0" w:after="0" w:line="240" w:lineRule="auto"/>
+                    <w:jc w:val="center"/>
                   </w:pPr>
                   <w:r>
                     <w:rPr>
-                      <w:rFonts w:ascii="Calibri" w:hAnsi="Calibri" w:cs="Calibri"/>
+                      <w:rFonts w:ascii="Arial" w:hAnsi="Arial" w:eastAsia="Arial" w:cs="Arial"/>
                       <w:b/>
-                      <w:sz w:val="32"/>
-                      <w:szCs w:val="32"/>
+                      <w:sz w:val="24"/>
                     </w:rPr>
-                    <w:t xml:space="preserve">   </w:t>
-                  </w:r>
-                  <w:r>
-                    <w:rPr>
-                      <w:rFonts w:ascii="Calibri" w:hAnsi="Calibri" w:cs="Calibri"/>
-                      <w:b/>
-                      <w:sz w:val="32"/>
-                      <w:szCs w:val="32"/>
-                    </w:rPr>
-                    <w:t xml:space="preserve">   </w:t>
-                  </w:r>
-                  <w:r>
-                    <w:rPr>
-                      <w:rFonts w:ascii="Calibri" w:hAnsi="Calibri" w:cs="Calibri"/>
-                      <w:b/>
-                      <w:sz w:val="32"/>
-                      <w:szCs w:val="32"/>
-                    </w:rPr>
-                    <w:t xml:space="preserve"> </w:t>
-                  </w:r>
-                  <w:r>
-                    <w:rPr>
-                      <w:rFonts w:ascii="Calibri" w:hAnsi="Calibri" w:cs="Calibri"/>
-                      <w:b/>
-                      <w:sz w:val="32"/>
-                      <w:szCs w:val="32"/>
-                    </w:rPr>
-                    <w:t>{{numeroOssuario}}</w:t>
+                    <w:t>{numeroOssuario}</w:t>
                   </w:r>
                 </w:p>
               </w:tc>
               <w:tc>
                 <w:tcPr>
-                  <w:tcW w:w="3118" w:type="dxa"/>
+                  <w:tcW w:type="dxa" w:w="1701"/>
+                  <w:tcBorders>
+                    <w:top w:val="single" w:sz="4" w:color="000000"/>
+                    <w:left w:val="single" w:sz="4" w:color="000000"/>
+                    <w:bottom w:val="single" w:sz="4" w:color="000000"/>
+                    <w:right w:val="single" w:sz="4" w:color="000000"/>
+                  </w:tcBorders>
+                  <w:tcMar>
+                    <w:top w:w="40" w:type="dxa"/>
+                    <w:start w:w="35" w:type="dxa"/>
+                    <w:bottom w:w="40" w:type="dxa"/>
+                    <w:end w:w="35" w:type="dxa"/>
+                  </w:tcMar>
+                  <w:vAlign w:val="center"/>
                 </w:tcPr>
                 <w:p>
                   <w:pPr>
-                    <w:spacing w:before="10"/>
+                    <w:keepNext w:val="0"/>
+                    <w:spacing w:before="0" w:after="0" w:line="240" w:lineRule="auto"/>
                     <w:jc w:val="center"/>
-                    <w:rPr>
-                      <w:rFonts w:ascii="Calibri" w:hAnsi="Calibri" w:cs="Calibri"/>
-                      <w:b/>
-                      <w:bCs/>
-                    </w:rPr>
                   </w:pPr>
                   <w:r>
                     <w:rPr>
-                      <w:rFonts w:ascii="Calibri" w:hAnsi="Calibri" w:cs="Calibri"/>
+                      <w:rFonts w:ascii="Arial" w:hAnsi="Arial" w:eastAsia="Arial" w:cs="Arial"/>
                       <w:b/>
-                      <w:bCs/>
+                      <w:sz w:val="16"/>
                     </w:rPr>
-                    <w:t>AQUISIÇÃO</w:t>
-                  </w:r>
-                  <w:r>
-                    <w:rPr>
-                      <w:rFonts w:ascii="Calibri" w:hAnsi="Calibri" w:cs="Calibri"/>
-                      <w:b/>
-                      <w:bCs/>
-                    </w:rPr>
-                    <w:t xml:space="preserve"> EM:</w:t>
+                    <w:t>AQUISIÇÃO EM:</w:t>
                   </w:r>
                 </w:p>
                 <w:p>
                   <w:pPr>
+                    <w:keepNext w:val="0"/>
+                    <w:spacing w:before="0" w:after="0" w:line="240" w:lineRule="auto"/>
                     <w:jc w:val="center"/>
-                    <w:rPr>
-                      <w:rFonts w:ascii="Calibri" w:hAnsi="Calibri" w:cs="Calibri"/>
-                      <w:b/>
-                      <w:bCs/>
-                    </w:rPr>
-                  </w:pPr>
-                </w:p>
-                <w:p>
-                  <w:pPr>
-                    <w:spacing w:before="10"/>
-                    <w:jc w:val="center"/>
-                    <w:rPr>
-                      <w:rFonts w:ascii="Calibri" w:hAnsi="Calibri" w:cs="Calibri"/>
-                      <w:b/>
-                      <w:sz w:val="28"/>
-                      <w:szCs w:val="28"/>
-                    </w:rPr>
                   </w:pPr>
                   <w:r>
                     <w:rPr>
-                      <w:rFonts w:ascii="Calibri" w:hAnsi="Calibri" w:cs="Calibri"/>
+                      <w:rFonts w:ascii="Arial" w:hAnsi="Arial" w:eastAsia="Arial" w:cs="Arial"/>
                       <w:b/>
-                      <w:sz w:val="28"/>
-                      <w:szCs w:val="28"/>
+                      <w:sz w:val="22"/>
                     </w:rPr>
-                    <w:t>{{dataAquisicao}}</w:t>
-                  </w:r>
-                  <w:r>
-                    <w:rPr>
-                      <w:rFonts w:ascii="Calibri" w:hAnsi="Calibri" w:cs="Calibri"/>
-                      <w:b/>
-                      <w:sz w:val="28"/>
-                      <w:szCs w:val="28"/>
-                    </w:rPr>
-                    <w:t/>
-                  </w:r>
-                  <w:r>
-                    <w:rPr>
-                      <w:rFonts w:ascii="Calibri" w:hAnsi="Calibri" w:cs="Calibri"/>
-                      <w:b/>
-                      <w:sz w:val="28"/>
-                      <w:szCs w:val="28"/>
-                    </w:rPr>
-                    <w:t/>
-                  </w:r>
-                  <w:r>
-                    <w:rPr>
-                      <w:rFonts w:ascii="Calibri" w:hAnsi="Calibri" w:cs="Calibri"/>
-                      <w:b/>
-                      <w:sz w:val="28"/>
-                      <w:szCs w:val="28"/>
-                    </w:rPr>
-                    <w:t/>
-                  </w:r>
-                  <w:r>
-                    <w:rPr>
-                      <w:rFonts w:ascii="Calibri" w:hAnsi="Calibri" w:cs="Calibri"/>
-                      <w:b/>
-                      <w:sz w:val="28"/>
-                      <w:szCs w:val="28"/>
-                    </w:rPr>
-                    <w:t/>
+                    <w:t>{dataAquisicao}</w:t>
                   </w:r>
                 </w:p>
               </w:tc>
               <w:tc>
                 <w:tcPr>
-                  <w:tcW w:w="2811" w:type="dxa"/>
+                  <w:tcW w:type="dxa" w:w="3402"/>
                   <w:gridSpan w:val="2"/>
+                  <w:tcBorders>
+                    <w:top w:val="single" w:sz="4" w:color="000000"/>
+                    <w:left w:val="single" w:sz="4" w:color="000000"/>
+                    <w:bottom w:val="single" w:sz="4" w:color="000000"/>
+                    <w:right w:val="single" w:sz="4" w:color="000000"/>
+                  </w:tcBorders>
+                  <w:tcMar>
+                    <w:top w:w="40" w:type="dxa"/>
+                    <w:start w:w="35" w:type="dxa"/>
+                    <w:bottom w:w="40" w:type="dxa"/>
+                    <w:end w:w="35" w:type="dxa"/>
+                  </w:tcMar>
+                  <w:vAlign w:val="center"/>
                 </w:tcPr>
                 <w:p>
                   <w:pPr>
-                    <w:spacing w:before="10"/>
+                    <w:keepNext w:val="0"/>
+                    <w:spacing w:before="0" w:after="0" w:line="240" w:lineRule="auto"/>
                     <w:jc w:val="center"/>
-                    <w:rPr>
-                      <w:rFonts w:ascii="Calibri" w:hAnsi="Calibri" w:cs="Calibri"/>
-                      <w:b/>
-                      <w:bCs/>
-                    </w:rPr>
                   </w:pPr>
                   <w:r>
                     <w:rPr>
-                      <w:rFonts w:ascii="Calibri" w:hAnsi="Calibri" w:cs="Calibri"/>
+                      <w:rFonts w:ascii="Arial" w:hAnsi="Arial" w:eastAsia="Arial" w:cs="Arial"/>
                       <w:b/>
-                      <w:bCs/>
+                      <w:sz w:val="16"/>
                     </w:rPr>
-                    <w:t>VENCIMENTO</w:t>
-                  </w:r>
-                  <w:r>
-                    <w:rPr>
-                      <w:rFonts w:ascii="Calibri" w:hAnsi="Calibri" w:cs="Calibri"/>
-                      <w:b/>
-                      <w:bCs/>
-                    </w:rPr>
-                    <w:t xml:space="preserve"> EM:</w:t>
+                    <w:t>VENCIMENTO EM:</w:t>
                   </w:r>
                 </w:p>
                 <w:p>
                   <w:pPr>
-                    <w:spacing w:before="10"/>
+                    <w:keepNext w:val="0"/>
+                    <w:spacing w:before="0" w:after="0" w:line="240" w:lineRule="auto"/>
                     <w:jc w:val="center"/>
-                    <w:rPr>
-                      <w:rFonts w:ascii="Calibri" w:hAnsi="Calibri" w:cs="Calibri"/>
-                      <w:b/>
-                      <w:bCs/>
-                      <w:sz w:val="32"/>
-                      <w:szCs w:val="32"/>
-                    </w:rPr>
-                  </w:pPr>
-                </w:p>
-                <w:p>
-                  <w:pPr>
-                    <w:spacing w:before="10"/>
-                    <w:jc w:val="center"/>
-                    <w:rPr>
-                      <w:rFonts w:ascii="Calibri" w:hAnsi="Calibri" w:cs="Calibri"/>
-                    </w:rPr>
                   </w:pPr>
                   <w:r>
                     <w:rPr>
-                      <w:rFonts w:ascii="Calibri" w:hAnsi="Calibri" w:cs="Calibri"/>
+                      <w:rFonts w:ascii="Arial" w:hAnsi="Arial" w:eastAsia="Arial" w:cs="Arial"/>
                       <w:b/>
-                      <w:sz w:val="28"/>
-                      <w:szCs w:val="28"/>
+                      <w:sz w:val="22"/>
                     </w:rPr>
-                    <w:t>{{dataVencimento}}</w:t>
-                  </w:r>
-                  <w:r>
-                    <w:rPr>
-                      <w:rFonts w:ascii="Calibri" w:hAnsi="Calibri" w:cs="Calibri"/>
-                      <w:b/>
-                      <w:sz w:val="28"/>
-                      <w:szCs w:val="28"/>
-                    </w:rPr>
-                    <w:t/>
-                  </w:r>
-                  <w:r>
-                    <w:rPr>
-                      <w:rFonts w:ascii="Calibri" w:hAnsi="Calibri" w:cs="Calibri"/>
-                      <w:b/>
-                      <w:sz w:val="28"/>
-                      <w:szCs w:val="28"/>
-                    </w:rPr>
-                    <w:t/>
-                  </w:r>
-                  <w:r>
-                    <w:rPr>
-                      <w:rFonts w:ascii="Calibri" w:hAnsi="Calibri" w:cs="Calibri"/>
-                      <w:b/>
-                      <w:sz w:val="28"/>
-                      <w:szCs w:val="28"/>
-                    </w:rPr>
-                    <w:t/>
-                  </w:r>
-                  <w:r>
-                    <w:rPr>
-                      <w:rFonts w:ascii="Calibri" w:hAnsi="Calibri" w:cs="Calibri"/>
-                      <w:b/>
-                      <w:sz w:val="28"/>
-                      <w:szCs w:val="28"/>
-                    </w:rPr>
-                    <w:t/>
-                  </w:r>
-                  <w:r>
-                    <w:rPr>
-                      <w:rFonts w:ascii="Calibri" w:hAnsi="Calibri" w:cs="Calibri"/>
-                      <w:b/>
-                      <w:sz w:val="28"/>
-                      <w:szCs w:val="28"/>
-                    </w:rPr>
-                    <w:t/>
+                    <w:t>{dataVencimento}</w:t>
                   </w:r>
                 </w:p>
               </w:tc>
             </w:tr>
             <w:tr>
               <w:trPr>
-                <w:trHeight w:val="280"/>
+                <w:trHeight w:val="539" w:hRule="atLeast"/>
               </w:trPr>
               <w:tc>
                 <w:tcPr>
-                  <w:tcW w:w="3114" w:type="dxa"/>
+                  <w:tcW w:type="dxa" w:w="3402"/>
                   <w:gridSpan w:val="2"/>
+                  <w:tcBorders>
+                    <w:top w:val="single" w:sz="4" w:color="000000"/>
+                    <w:left w:val="single" w:sz="4" w:color="000000"/>
+                    <w:bottom w:val="single" w:sz="4" w:color="000000"/>
+                    <w:right w:val="single" w:sz="4" w:color="000000"/>
+                  </w:tcBorders>
+                  <w:tcMar>
+                    <w:top w:w="40" w:type="dxa"/>
+                    <w:start w:w="35" w:type="dxa"/>
+                    <w:bottom w:w="40" w:type="dxa"/>
+                    <w:end w:w="35" w:type="dxa"/>
+                  </w:tcMar>
+                  <w:vAlign w:val="center"/>
                 </w:tcPr>
                 <w:p>
                   <w:pPr>
-                    <w:spacing w:before="10"/>
+                    <w:keepNext w:val="0"/>
+                    <w:spacing w:before="0" w:after="0" w:line="240" w:lineRule="auto"/>
                     <w:jc w:val="center"/>
-                    <w:rPr>
-                      <w:rFonts w:ascii="Calibri" w:hAnsi="Calibri" w:cs="Calibri"/>
-                      <w:b/>
-                      <w:bCs/>
-                    </w:rPr>
                   </w:pPr>
                   <w:r>
                     <w:rPr>
-                      <w:rFonts w:ascii="Calibri" w:hAnsi="Calibri" w:cs="Calibri"/>
+                      <w:rFonts w:ascii="Arial" w:hAnsi="Arial" w:eastAsia="Arial" w:cs="Arial"/>
                       <w:b/>
-                      <w:bCs/>
+                      <w:sz w:val="15"/>
                     </w:rPr>
                     <w:t>Nº INSCRIÇÃO (GSCEMI)</w:t>
                   </w:r>
                 </w:p>
                 <w:p>
                   <w:pPr>
+                    <w:keepNext w:val="0"/>
+                    <w:spacing w:before="0" w:after="0" w:line="240" w:lineRule="auto"/>
                     <w:jc w:val="center"/>
-                    <w:rPr>
-                      <w:rFonts w:ascii="Calibri" w:hAnsi="Calibri" w:cs="Calibri"/>
-                      <w:b/>
-                    </w:rPr>
                   </w:pPr>
                   <w:r>
                     <w:rPr>
-                      <w:rFonts w:ascii="Calibri" w:hAnsi="Calibri" w:cs="Calibri"/>
+                      <w:rFonts w:ascii="Arial" w:hAnsi="Arial" w:eastAsia="Arial" w:cs="Arial"/>
                       <w:b/>
+                      <w:sz w:val="19"/>
                     </w:rPr>
-                    <w:t>{{inscrGS}}</w:t>
+                    <w:t>{inscrGS}</w:t>
                   </w:r>
                 </w:p>
               </w:tc>
               <w:tc>
                 <w:tcPr>
-                  <w:tcW w:w="3685" w:type="dxa"/>
+                  <w:tcW w:type="dxa" w:w="3402"/>
                   <w:gridSpan w:val="2"/>
+                  <w:tcBorders>
+                    <w:top w:val="single" w:sz="4" w:color="000000"/>
+                    <w:left w:val="single" w:sz="4" w:color="000000"/>
+                    <w:bottom w:val="single" w:sz="4" w:color="000000"/>
+                    <w:right w:val="single" w:sz="4" w:color="000000"/>
+                  </w:tcBorders>
+                  <w:tcMar>
+                    <w:top w:w="40" w:type="dxa"/>
+                    <w:start w:w="35" w:type="dxa"/>
+                    <w:bottom w:w="40" w:type="dxa"/>
+                    <w:end w:w="35" w:type="dxa"/>
+                  </w:tcMar>
+                  <w:vAlign w:val="center"/>
                 </w:tcPr>
                 <w:p>
                   <w:pPr>
-                    <w:spacing w:before="10"/>
+                    <w:keepNext w:val="0"/>
+                    <w:spacing w:before="0" w:after="0" w:line="240" w:lineRule="auto"/>
                     <w:jc w:val="center"/>
-                    <w:rPr>
-                      <w:rFonts w:ascii="Calibri" w:hAnsi="Calibri" w:cs="Calibri"/>
-                      <w:b/>
-                      <w:bCs/>
-                    </w:rPr>
                   </w:pPr>
                   <w:r>
                     <w:rPr>
-                      <w:rFonts w:ascii="Calibri" w:hAnsi="Calibri" w:cs="Calibri"/>
+                      <w:rFonts w:ascii="Arial" w:hAnsi="Arial" w:eastAsia="Arial" w:cs="Arial"/>
                       <w:b/>
-                      <w:bCs/>
+                      <w:sz w:val="15"/>
                     </w:rPr>
                     <w:t>Nº PLACA DE IDENTIFICAÇÃO</w:t>
                   </w:r>
                 </w:p>
                 <w:p>
                   <w:pPr>
-                    <w:rPr>
-                      <w:rFonts w:ascii="Calibri" w:hAnsi="Calibri" w:cs="Calibri"/>
-                      <w:b/>
-                      <w:bCs/>
-                    </w:rPr>
+                    <w:keepNext w:val="0"/>
+                    <w:spacing w:before="0" w:after="0" w:line="240" w:lineRule="auto"/>
+                    <w:jc w:val="center"/>
                   </w:pPr>
                   <w:r>
                     <w:rPr>
-                      <w:rFonts w:ascii="Calibri" w:hAnsi="Calibri" w:cs="Calibri"/>
+                      <w:rFonts w:ascii="Arial" w:hAnsi="Arial" w:eastAsia="Arial" w:cs="Arial"/>
                       <w:b/>
-                      <w:bCs/>
+                      <w:sz w:val="19"/>
                     </w:rPr>
-                    <w:t xml:space="preserve">                             </w:t>
+                    <w:t>{placa}</w:t>
                   </w:r>
-                </w:p>
-                <w:p>
-                  <w:pPr>
-                    <w:rPr>
-                      <w:rFonts w:ascii="Calibri" w:hAnsi="Calibri" w:cs="Calibri"/>
-                      <w:b/>
-                    </w:rPr>
-                  </w:pPr>
                 </w:p>
               </w:tc>
               <w:tc>
                 <w:tcPr>
-                  <w:tcW w:w="1701" w:type="dxa"/>
+                  <w:tcW w:type="dxa" w:w="1701"/>
+                  <w:tcBorders>
+                    <w:top w:val="single" w:sz="4" w:color="000000"/>
+                    <w:left w:val="single" w:sz="4" w:color="000000"/>
+                    <w:bottom w:val="single" w:sz="4" w:color="000000"/>
+                    <w:right w:val="single" w:sz="4" w:color="000000"/>
+                  </w:tcBorders>
+                  <w:tcMar>
+                    <w:top w:w="40" w:type="dxa"/>
+                    <w:start w:w="35" w:type="dxa"/>
+                    <w:bottom w:w="40" w:type="dxa"/>
+                    <w:end w:w="35" w:type="dxa"/>
+                  </w:tcMar>
+                  <w:vAlign w:val="center"/>
                 </w:tcPr>
                 <w:p>
                   <w:pPr>
-                    <w:spacing w:before="10"/>
+                    <w:keepNext w:val="0"/>
+                    <w:spacing w:before="0" w:after="0" w:line="240" w:lineRule="auto"/>
                     <w:jc w:val="center"/>
-                    <w:rPr>
-                      <w:rFonts w:ascii="Calibri" w:hAnsi="Calibri" w:cs="Calibri"/>
-                      <w:b/>
-                      <w:bCs/>
-                    </w:rPr>
                   </w:pPr>
                   <w:r>
                     <w:rPr>
-                      <w:rFonts w:ascii="Calibri" w:hAnsi="Calibri" w:cs="Calibri"/>
+                      <w:rFonts w:ascii="Arial" w:hAnsi="Arial" w:eastAsia="Arial" w:cs="Arial"/>
                       <w:b/>
-                      <w:bCs/>
+                      <w:sz w:val="15"/>
                     </w:rPr>
                     <w:t>Nº DO LIVRO</w:t>
                   </w:r>
                 </w:p>
                 <w:p>
                   <w:pPr>
-                    <w:rPr>
-                      <w:rFonts w:ascii="Calibri" w:hAnsi="Calibri" w:cs="Calibri"/>
-                      <w:b/>
-                    </w:rPr>
+                    <w:keepNext w:val="0"/>
+                    <w:spacing w:before="0" w:after="0" w:line="240" w:lineRule="auto"/>
+                    <w:jc w:val="center"/>
                   </w:pPr>
                   <w:r>
                     <w:rPr>
-                      <w:rFonts w:ascii="Calibri" w:hAnsi="Calibri" w:cs="Calibri"/>
+                      <w:rFonts w:ascii="Arial" w:hAnsi="Arial" w:eastAsia="Arial" w:cs="Arial"/>
                       <w:b/>
-                      <w:bCs/>
+                      <w:sz w:val="19"/>
                     </w:rPr>
-                    <w:t xml:space="preserve">       </w:t>
-                  </w:r>
-                  <w:r>
-                    <w:rPr>
-                      <w:rFonts w:ascii="Calibri" w:hAnsi="Calibri" w:cs="Calibri"/>
-                      <w:b/>
-                      <w:bCs/>
-                    </w:rPr>
-                    <w:t xml:space="preserve">  </w:t>
-                  </w:r>
-                  <w:r>
-                    <w:rPr>
-                      <w:rFonts w:ascii="Calibri" w:hAnsi="Calibri" w:cs="Calibri"/>
-                      <w:b/>
-                      <w:bCs/>
-                    </w:rPr>
-                    <w:t xml:space="preserve">   </w:t>
+                    <w:t>{livro}</w:t>
                   </w:r>
                 </w:p>
               </w:tc>
               <w:tc>
                 <w:tcPr>
-                  <w:tcW w:w="1110" w:type="dxa"/>
+                  <w:tcW w:type="dxa" w:w="1701"/>
+                  <w:tcBorders>
+                    <w:top w:val="single" w:sz="4" w:color="000000"/>
+                    <w:left w:val="single" w:sz="4" w:color="000000"/>
+                    <w:bottom w:val="single" w:sz="4" w:color="000000"/>
+                    <w:right w:val="single" w:sz="4" w:color="000000"/>
+                  </w:tcBorders>
+                  <w:tcMar>
+                    <w:top w:w="40" w:type="dxa"/>
+                    <w:start w:w="35" w:type="dxa"/>
+                    <w:bottom w:w="40" w:type="dxa"/>
+                    <w:end w:w="35" w:type="dxa"/>
+                  </w:tcMar>
+                  <w:vAlign w:val="center"/>
                 </w:tcPr>
                 <w:p>
                   <w:pPr>
-                    <w:spacing w:before="10"/>
+                    <w:keepNext w:val="0"/>
+                    <w:spacing w:before="0" w:after="0" w:line="240" w:lineRule="auto"/>
                     <w:jc w:val="center"/>
-                    <w:rPr>
-                      <w:rFonts w:ascii="Calibri" w:hAnsi="Calibri" w:cs="Calibri"/>
-                      <w:b/>
-                      <w:bCs/>
-                    </w:rPr>
                   </w:pPr>
                   <w:r>
                     <w:rPr>
-                      <w:rFonts w:ascii="Calibri" w:hAnsi="Calibri" w:cs="Calibri"/>
+                      <w:rFonts w:ascii="Arial" w:hAnsi="Arial" w:eastAsia="Arial" w:cs="Arial"/>
                       <w:b/>
-                      <w:bCs/>
+                      <w:sz w:val="15"/>
                     </w:rPr>
                     <w:t>FOLHA</w:t>
                   </w:r>
                 </w:p>
                 <w:p>
                   <w:pPr>
-                    <w:spacing w:before="10"/>
-                    <w:rPr>
-                      <w:rFonts w:ascii="Calibri" w:hAnsi="Calibri" w:cs="Calibri"/>
-                      <w:b/>
-                      <w:bCs/>
-                    </w:rPr>
+                    <w:keepNext w:val="0"/>
+                    <w:spacing w:before="0" w:after="0" w:line="240" w:lineRule="auto"/>
+                    <w:jc w:val="center"/>
                   </w:pPr>
                   <w:r>
                     <w:rPr>
-                      <w:rFonts w:ascii="Calibri" w:hAnsi="Calibri" w:cs="Calibri"/>
+                      <w:rFonts w:ascii="Arial" w:hAnsi="Arial" w:eastAsia="Arial" w:cs="Arial"/>
                       <w:b/>
-                      <w:bCs/>
+                      <w:sz w:val="19"/>
                     </w:rPr>
-                    <w:t xml:space="preserve">    </w:t>
+                    <w:t>{folha}</w:t>
                   </w:r>
                 </w:p>
               </w:tc>
             </w:tr>
           </w:tbl>
-          <w:bookmarkEnd w:id="0"/>
+          <w:p/>
           <w:p>
             <w:pPr>
-              <w:spacing w:before="10"/>
-              <w:rPr>
-                <w:rFonts w:ascii="Calibri" w:hAnsi="Calibri" w:cs="Calibri"/>
-                <w:b/>
-                <w:bCs/>
-                <w:sz w:val="28"/>
-                <w:szCs w:val="28"/>
-              </w:rPr>
+              <w:keepNext w:val="0"/>
+              <w:spacing w:before="160" w:after="240" w:line="240" w:lineRule="auto"/>
             </w:pPr>
             <w:r>
               <w:rPr>
-                <w:rFonts w:ascii="Calibri" w:hAnsi="Calibri" w:cs="Calibri"/>
+                <w:rFonts w:ascii="Arial" w:hAnsi="Arial" w:eastAsia="Arial" w:cs="Arial"/>
+                <w:sz w:val="18"/>
               </w:rPr>
-              <w:t xml:space="preserve">                        </w:t>
+              <w:t>Obs.: ______________________________________________________________________________</w:t>
             </w:r>
           </w:p>
           <w:p>
             <w:pPr>
-              <w:spacing w:before="10"/>
-              <w:jc w:val="both"/>
-              <w:rPr>
-                <w:rFonts w:ascii="Calibri" w:hAnsi="Calibri" w:cs="Calibri"/>
-              </w:rPr>
-            </w:pPr>
-          </w:p>
-          <w:p>
-            <w:pPr>
-              <w:spacing w:before="10"/>
-              <w:jc w:val="both"/>
-              <w:rPr>
-                <w:rFonts w:ascii="Calibri" w:hAnsi="Calibri" w:cs="Calibri"/>
-              </w:rPr>
-            </w:pPr>
-          </w:p>
-          <w:p>
-            <w:pPr>
-              <w:spacing w:before="10"/>
-              <w:jc w:val="both"/>
-              <w:rPr>
-                <w:rFonts w:ascii="Calibri" w:hAnsi="Calibri" w:cs="Calibri"/>
-              </w:rPr>
-            </w:pPr>
-          </w:p>
-          <w:p>
-            <w:pPr>
-              <w:spacing w:before="10"/>
-              <w:jc w:val="both"/>
-              <w:rPr>
-                <w:rFonts w:ascii="Calibri" w:hAnsi="Calibri" w:cs="Calibri"/>
-              </w:rPr>
-            </w:pPr>
-          </w:p>
-          <w:p>
-            <w:pPr>
-              <w:spacing w:before="10"/>
-              <w:jc w:val="both"/>
-              <w:rPr>
-                <w:rFonts w:ascii="Calibri" w:hAnsi="Calibri" w:cs="Calibri"/>
-              </w:rPr>
-            </w:pPr>
-          </w:p>
-          <w:p>
-            <w:pPr>
-              <w:spacing w:before="10"/>
-              <w:jc w:val="both"/>
-              <w:rPr>
-                <w:rFonts w:ascii="Calibri" w:hAnsi="Calibri" w:cs="Calibri"/>
-              </w:rPr>
+              <w:keepNext w:val="0"/>
+              <w:spacing w:before="0" w:after="280" w:line="240" w:lineRule="auto"/>
+              <w:jc w:val="center"/>
             </w:pPr>
             <w:r>
               <w:rPr>
-                <w:rFonts w:ascii="Calibri" w:hAnsi="Calibri" w:cs="Calibri"/>
+                <w:rFonts w:ascii="Arial" w:hAnsi="Arial" w:eastAsia="Arial" w:cs="Arial"/>
+                <w:sz w:val="19"/>
               </w:rPr>
-              <w:t xml:space="preserve">                </w:t>
+              <w:t>São Paulo, {dataExt}.</w:t>
             </w:r>
           </w:p>
           <w:p>
             <w:pPr>
-              <w:spacing w:before="10"/>
+              <w:keepNext w:val="0"/>
+              <w:spacing w:before="0" w:after="0" w:line="240" w:lineRule="auto"/>
               <w:jc w:val="center"/>
-              <w:rPr>
-                <w:rFonts w:ascii="Calibri" w:hAnsi="Calibri" w:cs="Calibri"/>
-              </w:rPr>
-            </w:pPr>
-          </w:p>
-          <w:p>
-            <w:pPr>
-              <w:spacing w:before="10"/>
-              <w:rPr>
-                <w:rFonts w:ascii="Calibri" w:hAnsi="Calibri" w:cs="Calibri"/>
-                <w:sz w:val="24"/>
-                <w:szCs w:val="24"/>
-              </w:rPr>
             </w:pPr>
             <w:r>
               <w:rPr>
-                <w:rFonts w:ascii="Calibri" w:hAnsi="Calibri" w:cs="Calibri"/>
+                <w:rFonts w:ascii="Arial" w:hAnsi="Arial" w:eastAsia="Arial" w:cs="Arial"/>
+                <w:sz w:val="18"/>
               </w:rPr>
-              <w:t xml:space="preserve">                            </w:t>
-            </w:r>
-            <w:r>
-              <w:rPr>
-                <w:rFonts w:ascii="Calibri" w:hAnsi="Calibri" w:cs="Calibri"/>
-                <w:sz w:val="24"/>
-                <w:szCs w:val="24"/>
-              </w:rPr>
-              <w:t xml:space="preserve">Obs.: </w:t>
+              <w:t>__________________________________</w:t>
             </w:r>
           </w:p>
           <w:p>
             <w:pPr>
-              <w:spacing w:before="10"/>
-              <w:rPr>
-                <w:rFonts w:ascii="Calibri" w:hAnsi="Calibri" w:cs="Calibri"/>
-              </w:rPr>
+              <w:keepNext w:val="0"/>
+              <w:spacing w:before="0" w:after="240" w:line="240" w:lineRule="auto"/>
+              <w:jc w:val="center"/>
             </w:pPr>
             <w:r>
               <w:rPr>
-                <w:rFonts w:ascii="Calibri" w:hAnsi="Calibri" w:cs="Calibri"/>
-                <w:sz w:val="15"/>
+                <w:rFonts w:ascii="Arial" w:hAnsi="Arial" w:eastAsia="Arial" w:cs="Arial"/>
+                <w:sz w:val="16"/>
               </w:rPr>
-              <w:t xml:space="preserve">                                                                                                          </w:t>
-              <w:br/>
-              <w:t xml:space="preserve">                                                                                                     São Paulo, {{dataExt}}.</w:t>
-              <w:br/>
-              <w:br/>
-              <w:br/>
-            </w:r>
-            <w:r>
-              <w:rPr>
-                <w:rFonts w:ascii="Calibri" w:hAnsi="Calibri" w:cs="Calibri"/>
-              </w:rPr>
-            </w:r>
-            <w:r>
-              <w:rPr>
-                <w:rFonts w:ascii="Calibri" w:hAnsi="Calibri" w:cs="Calibri"/>
-              </w:rPr>
-            </w:r>
-            <w:r>
-              <w:rPr>
-                <w:rFonts w:ascii="Calibri" w:hAnsi="Calibri" w:cs="Calibri"/>
-              </w:rPr>
-            </w:r>
-            <w:r>
-              <w:rPr>
-                <w:rFonts w:ascii="Calibri" w:hAnsi="Calibri" w:cs="Calibri"/>
-              </w:rPr>
-            </w:r>
-            <w:r>
-              <w:rPr>
-                <w:rFonts w:ascii="Calibri" w:hAnsi="Calibri" w:cs="Calibri"/>
-              </w:rPr>
-            </w:r>
-            <w:r>
-              <w:rPr>
-                <w:rFonts w:ascii="Calibri" w:hAnsi="Calibri" w:cs="Calibri"/>
-              </w:rPr>
-            </w:r>
-            <w:r>
-              <w:rPr>
-                <w:rFonts w:ascii="Calibri" w:hAnsi="Calibri" w:cs="Calibri"/>
-              </w:rPr>
-            </w:r>
-            <w:r>
-              <w:rPr>
-                <w:rFonts w:ascii="Calibri" w:hAnsi="Calibri" w:cs="Calibri"/>
-              </w:rPr>
-            </w:r>
-            <w:r>
-              <w:rPr>
-                <w:rFonts w:ascii="Calibri" w:hAnsi="Calibri" w:cs="Calibri"/>
-              </w:rPr>
-            </w:r>
-            <w:r>
-              <w:rPr>
-                <w:rFonts w:ascii="Calibri" w:hAnsi="Calibri" w:cs="Calibri"/>
-              </w:rPr>
-            </w:r>
-            <w:r>
-              <w:rPr>
-                <w:rFonts w:ascii="Calibri" w:hAnsi="Calibri" w:cs="Calibri"/>
-              </w:rPr>
-            </w:r>
-            <w:r>
-              <w:rPr>
-                <w:rFonts w:ascii="Calibri" w:hAnsi="Calibri" w:cs="Calibri"/>
-              </w:rPr>
-            </w:r>
-            <w:r>
-              <w:rPr>
-                <w:rFonts w:ascii="Calibri" w:hAnsi="Calibri" w:cs="Calibri"/>
-              </w:rPr>
+              <w:t>Assinatura do Funcionário</w:t>
             </w:r>
           </w:p>
           <w:p>
             <w:pPr>
-              <w:spacing w:before="10"/>
-              <w:rPr>
-                <w:rFonts w:ascii="Calibri" w:hAnsi="Calibri" w:cs="Calibri"/>
-              </w:rPr>
+              <w:keepNext w:val="0"/>
+              <w:spacing w:before="0" w:after="120" w:line="240" w:lineRule="auto"/>
             </w:pPr>
             <w:r>
               <w:rPr>
-                <w:rFonts w:ascii="Calibri" w:hAnsi="Calibri" w:cs="Calibri"/>
+                <w:rFonts w:ascii="Arial" w:hAnsi="Arial" w:eastAsia="Arial" w:cs="Arial"/>
+                <w:sz w:val="14"/>
               </w:rPr>
-              <w:t xml:space="preserve">                                                                                        _____________________________________________</w:t>
+              <w:t>................................................................................................................................................................................</w:t>
             </w:r>
           </w:p>
-          <w:p>
-            <w:pPr>
-              <w:spacing w:before="10"/>
-              <w:rPr>
-                <w:rFonts w:ascii="Calibri" w:hAnsi="Calibri" w:cs="Calibri"/>
-              </w:rPr>
-            </w:pPr>
-            <w:r>
-              <w:rPr>
-                <w:rFonts w:ascii="Calibri" w:hAnsi="Calibri" w:cs="Calibri"/>
-              </w:rPr>
-              <w:t xml:space="preserve">                                                                                                               Assinatura do Funcionário</w:t>
-            </w:r>
-          </w:p>
-          <w:p>
-            <w:pPr>
-              <w:spacing w:before="10"/>
-              <w:jc w:val="center"/>
-              <w:rPr>
-                <w:rFonts w:ascii="Calibri" w:hAnsi="Calibri" w:cs="Calibri"/>
-              </w:rPr>
-            </w:pPr>
-          </w:p>
-          <w:p>
-            <w:pPr>
-              <w:spacing w:before="10"/>
-              <w:rPr>
-                <w:rFonts w:ascii="Calibri" w:hAnsi="Calibri" w:cs="Calibri"/>
-              </w:rPr>
-            </w:pPr>
-            <w:r>
-              <w:rPr>
-                <w:rFonts w:ascii="Calibri" w:hAnsi="Calibri" w:cs="Calibri"/>
-              </w:rPr>
-              <w:t xml:space="preserve">                                                                                                               </w:t>
-            </w:r>
-          </w:p>
-          <w:p>
-            <w:pPr>
-              <w:spacing w:before="10"/>
-              <w:rPr>
-                <w:rFonts w:ascii="Calibri" w:hAnsi="Calibri" w:cs="Calibri"/>
-              </w:rPr>
-            </w:pPr>
-            <w:r>
-              <w:rPr>
-                <w:rFonts w:ascii="Calibri" w:hAnsi="Calibri" w:cs="Calibri"/>
-              </w:rPr>
-              <w:t xml:space="preserve">                                                                                    </w:t>
-            </w:r>
-          </w:p>
-          <w:p>
-            <w:pPr>
-              <w:spacing w:before="10"/>
-              <w:rPr>
-                <w:rFonts w:ascii="Calibri" w:hAnsi="Calibri" w:cs="Calibri"/>
-              </w:rPr>
-            </w:pPr>
-          </w:p>
-          <w:p>
-            <w:pPr>
-              <w:spacing w:before="10"/>
-              <w:rPr>
-                <w:rFonts w:ascii="Calibri" w:hAnsi="Calibri" w:cs="Calibri"/>
-              </w:rPr>
-            </w:pPr>
-          </w:p>
-          <w:p>
-            <w:pPr>
-              <w:spacing w:before="10"/>
-              <w:rPr>
-                <w:rFonts w:ascii="Calibri" w:hAnsi="Calibri" w:cs="Calibri"/>
-              </w:rPr>
-            </w:pPr>
-            <w:r>
-              <w:rPr>
-                <w:rFonts w:ascii="Calibri" w:hAnsi="Calibri" w:cs="Calibri"/>
-              </w:rPr>
-              <w:t xml:space="preserve">                 </w:t>
-            </w:r>
-            <w:r>
-              <w:rPr>
-                <w:rFonts w:ascii="Calibri" w:hAnsi="Calibri" w:cs="Calibri"/>
-              </w:rPr>
-              <w:t xml:space="preserve">                                                                                        </w:t>
-            </w:r>
-          </w:p>
-          <w:p>
-            <w:pPr>
-              <w:spacing w:before="10"/>
-              <w:rPr>
-                <w:rFonts w:ascii="Calibri" w:hAnsi="Calibri" w:cs="Calibri"/>
-              </w:rPr>
-            </w:pPr>
-          </w:p>
-          <w:p>
-            <w:pPr>
-              <w:spacing w:before="10"/>
-              <w:rPr>
-                <w:rFonts w:ascii="Calibri" w:hAnsi="Calibri" w:cs="Calibri"/>
-              </w:rPr>
-            </w:pPr>
-            <w:r>
-              <w:rPr>
-                <w:rFonts w:ascii="Calibri" w:hAnsi="Calibri" w:cs="Calibri"/>
-              </w:rPr>
-              <w:t xml:space="preserve">                                                                                                  </w:t>
-            </w:r>
-            <w:r>
-              <w:rPr>
-                <w:rFonts w:ascii="Calibri" w:hAnsi="Calibri" w:cs="Calibri"/>
-              </w:rPr>
-              <w:t xml:space="preserve"> </w:t>
-            </w:r>
-          </w:p>
-          <w:p>
-            <w:pPr>
-              <w:spacing w:before="10"/>
-              <w:jc w:val="center"/>
-              <w:rPr>
-                <w:rFonts w:ascii="Calibri" w:hAnsi="Calibri" w:cs="Calibri"/>
-              </w:rPr>
-            </w:pPr>
-          </w:p>
-          <w:p>
-            <w:pPr>
-              <w:spacing w:before="10"/>
-              <w:jc w:val="center"/>
-              <w:rPr>
-                <w:rFonts w:ascii="Calibri" w:hAnsi="Calibri" w:cs="Calibri"/>
-              </w:rPr>
-            </w:pPr>
-          </w:p>
-          <w:p>
-            <w:pPr>
-              <w:spacing w:before="10"/>
-              <w:jc w:val="center"/>
-              <w:rPr>
-                <w:rFonts w:ascii="Calibri" w:hAnsi="Calibri" w:cs="Calibri"/>
-              </w:rPr>
-            </w:pPr>
-          </w:p>
-          <w:p>
-            <w:pPr>
-              <w:spacing w:before="10"/>
-              <w:jc w:val="center"/>
-              <w:rPr>
-                <w:rFonts w:ascii="Calibri" w:hAnsi="Calibri" w:cs="Calibri"/>
-              </w:rPr>
-            </w:pPr>
-          </w:p>
-          <w:p>
-            <w:pPr>
-              <w:spacing w:before="10"/>
-              <w:jc w:val="both"/>
-              <w:rPr>
-                <w:rFonts w:ascii="Calibri" w:hAnsi="Calibri" w:cs="Calibri"/>
-              </w:rPr>
-            </w:pPr>
-            <w:r>
-              <w:rPr>
-                <w:rFonts w:ascii="Calibri" w:hAnsi="Calibri" w:cs="Calibri"/>
-              </w:rPr>
-              <w:t xml:space="preserve">                      </w:t>
-            </w:r>
-            <w:r>
-              <w:rPr>
-                <w:rFonts w:ascii="Calibri" w:hAnsi="Calibri" w:cs="Calibri"/>
-              </w:rPr>
-              <w:t>.......................................................................................................................................................................................................</w:t>
-            </w:r>
-          </w:p>
-          <w:p>
-            <w:pPr>
-              <w:spacing w:before="10"/>
-              <w:jc w:val="center"/>
-              <w:rPr>
-                <w:rFonts w:ascii="Calibri" w:hAnsi="Calibri" w:cs="Calibri"/>
-              </w:rPr>
-            </w:pPr>
-          </w:p>
+          <w:tbl>
+            <w:tblPr>
+              <w:tblW w:type="auto" w:w="0"/>
+              <w:tblLayout w:type="fixed"/>
+              <w:tblLook w:firstColumn="1" w:firstRow="1" w:lastColumn="0" w:lastRow="0" w:noHBand="0" w:noVBand="1" w:val="04A0"/>
+            </w:tblPr>
+            <w:tblGrid>
+              <w:gridCol w:w="1701"/>
+              <w:gridCol w:w="1701"/>
+              <w:gridCol w:w="1701"/>
+              <w:gridCol w:w="1701"/>
+              <w:gridCol w:w="1701"/>
+              <w:gridCol w:w="1701"/>
+            </w:tblGrid>
+            <w:tr>
+              <w:trPr>
+                <w:trHeight w:val="283" w:hRule="atLeast"/>
+              </w:trPr>
+              <w:tc>
+                <w:tcPr>
+                  <w:tcW w:type="dxa" w:w="10206"/>
+                  <w:gridSpan w:val="6"/>
+                  <w:tcBorders>
+                    <w:top w:val="single" w:sz="4" w:color="000000"/>
+                    <w:left w:val="single" w:sz="4" w:color="000000"/>
+                    <w:bottom w:val="single" w:sz="4" w:color="000000"/>
+                    <w:right w:val="single" w:sz="4" w:color="000000"/>
+                  </w:tcBorders>
+                  <w:tcMar>
+                    <w:top w:w="25" w:type="dxa"/>
+                    <w:start w:w="25" w:type="dxa"/>
+                    <w:bottom w:w="25" w:type="dxa"/>
+                    <w:end w:w="25" w:type="dxa"/>
+                  </w:tcMar>
+                  <w:vAlign w:val="center"/>
+                </w:tcPr>
+                <w:p>
+                  <w:pPr>
+                    <w:keepNext w:val="0"/>
+                    <w:spacing w:before="0" w:after="0" w:line="240" w:lineRule="auto"/>
+                    <w:jc w:val="center"/>
+                  </w:pPr>
+                  <w:r>
+                    <w:rPr>
+                      <w:rFonts w:ascii="Arial" w:hAnsi="Arial" w:eastAsia="Arial" w:cs="Arial"/>
+                      <w:b/>
+                      <w:sz w:val="17"/>
+                    </w:rPr>
+                    <w:t>OSSUÁRIO - VIA DE CONTROLE</w:t>
+                  </w:r>
+                </w:p>
+              </w:tc>
+            </w:tr>
+            <w:tr>
+              <w:trPr>
+                <w:trHeight w:val="482" w:hRule="atLeast"/>
+              </w:trPr>
+              <w:tc>
+                <w:tcPr>
+                  <w:tcW w:type="dxa" w:w="1701"/>
+                  <w:tcBorders>
+                    <w:top w:val="single" w:sz="4" w:color="000000"/>
+                    <w:left w:val="single" w:sz="4" w:color="000000"/>
+                    <w:bottom w:val="single" w:sz="4" w:color="000000"/>
+                    <w:right w:val="single" w:sz="4" w:color="000000"/>
+                  </w:tcBorders>
+                  <w:tcMar>
+                    <w:top w:w="25" w:type="dxa"/>
+                    <w:start w:w="25" w:type="dxa"/>
+                    <w:bottom w:w="25" w:type="dxa"/>
+                    <w:end w:w="25" w:type="dxa"/>
+                  </w:tcMar>
+                  <w:vAlign w:val="center"/>
+                </w:tcPr>
+                <w:p>
+                  <w:pPr>
+                    <w:keepNext w:val="0"/>
+                    <w:spacing w:before="0" w:after="0" w:line="240" w:lineRule="auto"/>
+                    <w:jc w:val="center"/>
+                  </w:pPr>
+                  <w:r>
+                    <w:rPr>
+                      <w:rFonts w:ascii="Arial" w:hAnsi="Arial" w:eastAsia="Arial" w:cs="Arial"/>
+                      <w:b/>
+                      <w:sz w:val="15"/>
+                    </w:rPr>
+                    <w:t>BLOCO/GALERIA</w:t>
+                  </w:r>
+                </w:p>
+                <w:p>
+                  <w:pPr>
+                    <w:keepNext w:val="0"/>
+                    <w:spacing w:before="0" w:after="0" w:line="240" w:lineRule="auto"/>
+                    <w:jc w:val="center"/>
+                  </w:pPr>
+                  <w:r>
+                    <w:rPr>
+                      <w:rFonts w:ascii="Arial" w:hAnsi="Arial" w:eastAsia="Arial" w:cs="Arial"/>
+                      <w:b/>
+                      <w:sz w:val="19"/>
+                    </w:rPr>
+                    <w:t>{bloco}</w:t>
+                  </w:r>
+                </w:p>
+              </w:tc>
+              <w:tc>
+                <w:tcPr>
+                  <w:tcW w:type="dxa" w:w="3402"/>
+                  <w:gridSpan w:val="2"/>
+                  <w:tcBorders>
+                    <w:top w:val="single" w:sz="4" w:color="000000"/>
+                    <w:left w:val="single" w:sz="4" w:color="000000"/>
+                    <w:bottom w:val="single" w:sz="4" w:color="000000"/>
+                    <w:right w:val="single" w:sz="4" w:color="000000"/>
+                  </w:tcBorders>
+                  <w:tcMar>
+                    <w:top w:w="25" w:type="dxa"/>
+                    <w:start w:w="25" w:type="dxa"/>
+                    <w:bottom w:w="25" w:type="dxa"/>
+                    <w:end w:w="25" w:type="dxa"/>
+                  </w:tcMar>
+                  <w:vAlign w:val="center"/>
+                </w:tcPr>
+                <w:p>
+                  <w:pPr>
+                    <w:keepNext w:val="0"/>
+                    <w:spacing w:before="0" w:after="0" w:line="240" w:lineRule="auto"/>
+                    <w:jc w:val="center"/>
+                  </w:pPr>
+                  <w:r>
+                    <w:rPr>
+                      <w:rFonts w:ascii="Arial" w:hAnsi="Arial" w:eastAsia="Arial" w:cs="Arial"/>
+                      <w:b/>
+                      <w:sz w:val="15"/>
+                    </w:rPr>
+                    <w:t>NÚMERO</w:t>
+                  </w:r>
+                </w:p>
+                <w:p>
+                  <w:pPr>
+                    <w:keepNext w:val="0"/>
+                    <w:spacing w:before="0" w:after="0" w:line="240" w:lineRule="auto"/>
+                    <w:jc w:val="center"/>
+                  </w:pPr>
+                  <w:r>
+                    <w:rPr>
+                      <w:rFonts w:ascii="Arial" w:hAnsi="Arial" w:eastAsia="Arial" w:cs="Arial"/>
+                      <w:b/>
+                      <w:sz w:val="19"/>
+                    </w:rPr>
+                    <w:t>{numeroOssuario}</w:t>
+                  </w:r>
+                </w:p>
+              </w:tc>
+              <w:tc>
+                <w:tcPr>
+                  <w:tcW w:type="dxa" w:w="1701"/>
+                  <w:tcBorders>
+                    <w:top w:val="single" w:sz="4" w:color="000000"/>
+                    <w:left w:val="single" w:sz="4" w:color="000000"/>
+                    <w:bottom w:val="single" w:sz="4" w:color="000000"/>
+                    <w:right w:val="single" w:sz="4" w:color="000000"/>
+                  </w:tcBorders>
+                  <w:tcMar>
+                    <w:top w:w="25" w:type="dxa"/>
+                    <w:start w:w="25" w:type="dxa"/>
+                    <w:bottom w:w="25" w:type="dxa"/>
+                    <w:end w:w="25" w:type="dxa"/>
+                  </w:tcMar>
+                  <w:vAlign w:val="center"/>
+                </w:tcPr>
+                <w:p>
+                  <w:pPr>
+                    <w:keepNext w:val="0"/>
+                    <w:spacing w:before="0" w:after="0" w:line="240" w:lineRule="auto"/>
+                    <w:jc w:val="center"/>
+                  </w:pPr>
+                  <w:r>
+                    <w:rPr>
+                      <w:rFonts w:ascii="Arial" w:hAnsi="Arial" w:eastAsia="Arial" w:cs="Arial"/>
+                      <w:b/>
+                      <w:sz w:val="15"/>
+                    </w:rPr>
+                    <w:t>AQUISIÇÃO EM:</w:t>
+                  </w:r>
+                </w:p>
+                <w:p>
+                  <w:pPr>
+                    <w:keepNext w:val="0"/>
+                    <w:spacing w:before="0" w:after="0" w:line="240" w:lineRule="auto"/>
+                    <w:jc w:val="center"/>
+                  </w:pPr>
+                  <w:r>
+                    <w:rPr>
+                      <w:rFonts w:ascii="Arial" w:hAnsi="Arial" w:eastAsia="Arial" w:cs="Arial"/>
+                      <w:b/>
+                      <w:sz w:val="18"/>
+                    </w:rPr>
+                    <w:t>{dataAquisicao}</w:t>
+                  </w:r>
+                </w:p>
+              </w:tc>
+              <w:tc>
+                <w:tcPr>
+                  <w:tcW w:type="dxa" w:w="3402"/>
+                  <w:gridSpan w:val="2"/>
+                  <w:tcBorders>
+                    <w:top w:val="single" w:sz="4" w:color="000000"/>
+                    <w:left w:val="single" w:sz="4" w:color="000000"/>
+                    <w:bottom w:val="single" w:sz="4" w:color="000000"/>
+                    <w:right w:val="single" w:sz="4" w:color="000000"/>
+                  </w:tcBorders>
+                  <w:tcMar>
+                    <w:top w:w="25" w:type="dxa"/>
+                    <w:start w:w="25" w:type="dxa"/>
+                    <w:bottom w:w="25" w:type="dxa"/>
+                    <w:end w:w="25" w:type="dxa"/>
+                  </w:tcMar>
+                  <w:vAlign w:val="center"/>
+                </w:tcPr>
+                <w:p>
+                  <w:pPr>
+                    <w:keepNext w:val="0"/>
+                    <w:spacing w:before="0" w:after="0" w:line="240" w:lineRule="auto"/>
+                    <w:jc w:val="center"/>
+                  </w:pPr>
+                  <w:r>
+                    <w:rPr>
+                      <w:rFonts w:ascii="Arial" w:hAnsi="Arial" w:eastAsia="Arial" w:cs="Arial"/>
+                      <w:b/>
+                      <w:sz w:val="15"/>
+                    </w:rPr>
+                    <w:t>VENCIMENTO EM:</w:t>
+                  </w:r>
+                </w:p>
+                <w:p>
+                  <w:pPr>
+                    <w:keepNext w:val="0"/>
+                    <w:spacing w:before="0" w:after="0" w:line="240" w:lineRule="auto"/>
+                    <w:jc w:val="center"/>
+                  </w:pPr>
+                  <w:r>
+                    <w:rPr>
+                      <w:rFonts w:ascii="Arial" w:hAnsi="Arial" w:eastAsia="Arial" w:cs="Arial"/>
+                      <w:b/>
+                      <w:sz w:val="18"/>
+                    </w:rPr>
+                    <w:t>{dataVencimento}</w:t>
+                  </w:r>
+                </w:p>
+              </w:tc>
+            </w:tr>
+            <w:tr>
+              <w:trPr>
+                <w:trHeight w:val="397" w:hRule="atLeast"/>
+              </w:trPr>
+              <w:tc>
+                <w:tcPr>
+                  <w:tcW w:type="dxa" w:w="3402"/>
+                  <w:gridSpan w:val="2"/>
+                  <w:tcBorders>
+                    <w:top w:val="single" w:sz="4" w:color="000000"/>
+                    <w:left w:val="single" w:sz="4" w:color="000000"/>
+                    <w:bottom w:val="single" w:sz="4" w:color="000000"/>
+                    <w:right w:val="single" w:sz="4" w:color="000000"/>
+                  </w:tcBorders>
+                  <w:tcMar>
+                    <w:top w:w="25" w:type="dxa"/>
+                    <w:start w:w="25" w:type="dxa"/>
+                    <w:bottom w:w="25" w:type="dxa"/>
+                    <w:end w:w="25" w:type="dxa"/>
+                  </w:tcMar>
+                  <w:vAlign w:val="center"/>
+                </w:tcPr>
+                <w:p>
+                  <w:pPr>
+                    <w:keepNext w:val="0"/>
+                    <w:spacing w:before="0" w:after="0" w:line="240" w:lineRule="auto"/>
+                    <w:jc w:val="center"/>
+                  </w:pPr>
+                  <w:r>
+                    <w:rPr>
+                      <w:rFonts w:ascii="Arial" w:hAnsi="Arial" w:eastAsia="Arial" w:cs="Arial"/>
+                      <w:b/>
+                      <w:sz w:val="14"/>
+                    </w:rPr>
+                    <w:t>Nº INSCRIÇÃO (GSCEMI)</w:t>
+                  </w:r>
+                </w:p>
+                <w:p>
+                  <w:pPr>
+                    <w:keepNext w:val="0"/>
+                    <w:spacing w:before="0" w:after="0" w:line="240" w:lineRule="auto"/>
+                    <w:jc w:val="center"/>
+                  </w:pPr>
+                  <w:r>
+                    <w:rPr>
+                      <w:rFonts w:ascii="Arial" w:hAnsi="Arial" w:eastAsia="Arial" w:cs="Arial"/>
+                      <w:b/>
+                      <w:sz w:val="17"/>
+                    </w:rPr>
+                    <w:t>{inscrGS}</w:t>
+                  </w:r>
+                </w:p>
+              </w:tc>
+              <w:tc>
+                <w:tcPr>
+                  <w:tcW w:type="dxa" w:w="3402"/>
+                  <w:gridSpan w:val="2"/>
+                  <w:tcBorders>
+                    <w:top w:val="single" w:sz="4" w:color="000000"/>
+                    <w:left w:val="single" w:sz="4" w:color="000000"/>
+                    <w:bottom w:val="single" w:sz="4" w:color="000000"/>
+                    <w:right w:val="single" w:sz="4" w:color="000000"/>
+                  </w:tcBorders>
+                  <w:tcMar>
+                    <w:top w:w="25" w:type="dxa"/>
+                    <w:start w:w="25" w:type="dxa"/>
+                    <w:bottom w:w="25" w:type="dxa"/>
+                    <w:end w:w="25" w:type="dxa"/>
+                  </w:tcMar>
+                  <w:vAlign w:val="center"/>
+                </w:tcPr>
+                <w:p>
+                  <w:pPr>
+                    <w:keepNext w:val="0"/>
+                    <w:spacing w:before="0" w:after="0" w:line="240" w:lineRule="auto"/>
+                    <w:jc w:val="center"/>
+                  </w:pPr>
+                  <w:r>
+                    <w:rPr>
+                      <w:rFonts w:ascii="Arial" w:hAnsi="Arial" w:eastAsia="Arial" w:cs="Arial"/>
+                      <w:b/>
+                      <w:sz w:val="14"/>
+                    </w:rPr>
+                    <w:t>Nº PLACA</w:t>
+                  </w:r>
+                </w:p>
+                <w:p>
+                  <w:pPr>
+                    <w:keepNext w:val="0"/>
+                    <w:spacing w:before="0" w:after="0" w:line="240" w:lineRule="auto"/>
+                    <w:jc w:val="center"/>
+                  </w:pPr>
+                  <w:r>
+                    <w:rPr>
+                      <w:rFonts w:ascii="Arial" w:hAnsi="Arial" w:eastAsia="Arial" w:cs="Arial"/>
+                      <w:b/>
+                      <w:sz w:val="17"/>
+                    </w:rPr>
+                    <w:t>{placa}</w:t>
+                  </w:r>
+                </w:p>
+              </w:tc>
+              <w:tc>
+                <w:tcPr>
+                  <w:tcW w:type="dxa" w:w="1701"/>
+                  <w:tcBorders>
+                    <w:top w:val="single" w:sz="4" w:color="000000"/>
+                    <w:left w:val="single" w:sz="4" w:color="000000"/>
+                    <w:bottom w:val="single" w:sz="4" w:color="000000"/>
+                    <w:right w:val="single" w:sz="4" w:color="000000"/>
+                  </w:tcBorders>
+                  <w:tcMar>
+                    <w:top w:w="25" w:type="dxa"/>
+                    <w:start w:w="25" w:type="dxa"/>
+                    <w:bottom w:w="25" w:type="dxa"/>
+                    <w:end w:w="25" w:type="dxa"/>
+                  </w:tcMar>
+                  <w:vAlign w:val="center"/>
+                </w:tcPr>
+                <w:p>
+                  <w:pPr>
+                    <w:keepNext w:val="0"/>
+                    <w:spacing w:before="0" w:after="0" w:line="240" w:lineRule="auto"/>
+                    <w:jc w:val="center"/>
+                  </w:pPr>
+                  <w:r>
+                    <w:rPr>
+                      <w:rFonts w:ascii="Arial" w:hAnsi="Arial" w:eastAsia="Arial" w:cs="Arial"/>
+                      <w:b/>
+                      <w:sz w:val="14"/>
+                    </w:rPr>
+                    <w:t>LIVRO</w:t>
+                  </w:r>
+                </w:p>
+                <w:p>
+                  <w:pPr>
+                    <w:keepNext w:val="0"/>
+                    <w:spacing w:before="0" w:after="0" w:line="240" w:lineRule="auto"/>
+                    <w:jc w:val="center"/>
+                  </w:pPr>
+                  <w:r>
+                    <w:rPr>
+                      <w:rFonts w:ascii="Arial" w:hAnsi="Arial" w:eastAsia="Arial" w:cs="Arial"/>
+                      <w:b/>
+                      <w:sz w:val="17"/>
+                    </w:rPr>
+                    <w:t>{livro}</w:t>
+                  </w:r>
+                </w:p>
+              </w:tc>
+              <w:tc>
+                <w:tcPr>
+                  <w:tcW w:type="dxa" w:w="1701"/>
+                  <w:tcBorders>
+                    <w:top w:val="single" w:sz="4" w:color="000000"/>
+                    <w:left w:val="single" w:sz="4" w:color="000000"/>
+                    <w:bottom w:val="single" w:sz="4" w:color="000000"/>
+                    <w:right w:val="single" w:sz="4" w:color="000000"/>
+                  </w:tcBorders>
+                  <w:tcMar>
+                    <w:top w:w="25" w:type="dxa"/>
+                    <w:start w:w="25" w:type="dxa"/>
+                    <w:bottom w:w="25" w:type="dxa"/>
+                    <w:end w:w="25" w:type="dxa"/>
+                  </w:tcMar>
+                  <w:vAlign w:val="center"/>
+                </w:tcPr>
+                <w:p>
+                  <w:pPr>
+                    <w:keepNext w:val="0"/>
+                    <w:spacing w:before="0" w:after="0" w:line="240" w:lineRule="auto"/>
+                    <w:jc w:val="center"/>
+                  </w:pPr>
+                  <w:r>
+                    <w:rPr>
+                      <w:rFonts w:ascii="Arial" w:hAnsi="Arial" w:eastAsia="Arial" w:cs="Arial"/>
+                      <w:b/>
+                      <w:sz w:val="14"/>
+                    </w:rPr>
+                    <w:t>FOLHA</w:t>
+                  </w:r>
+                </w:p>
+                <w:p>
+                  <w:pPr>
+                    <w:keepNext w:val="0"/>
+                    <w:spacing w:before="0" w:after="0" w:line="240" w:lineRule="auto"/>
+                    <w:jc w:val="center"/>
+                  </w:pPr>
+                  <w:r>
+                    <w:rPr>
+                      <w:rFonts w:ascii="Arial" w:hAnsi="Arial" w:eastAsia="Arial" w:cs="Arial"/>
+                      <w:b/>
+                      <w:sz w:val="17"/>
+                    </w:rPr>
+                    <w:t>{folha}</w:t>
+                  </w:r>
+                </w:p>
+              </w:tc>
+            </w:tr>
+          </w:tbl>
+          <w:p/>
         </w:tc>
       </w:tr>
     </w:tbl>
-    <w:p>
-      <w:pPr>
-        <w:spacing w:before="10"/>
-        <w:jc w:val="both"/>
-      </w:pPr>
-    </w:p>
     <w:sectPr>
       <w:headerReference w:type="even" r:id="rId11"/>
       <w:headerReference w:type="default" r:id="rId12"/>
@@ -1784,7 +1213,7 @@
       <w:footerReference w:type="first" r:id="rId17"/>
       <w:footerReference w:type="even" r:id="rId18"/>
       <w:pgSz w:w="11907" w:h="16840" w:code="9"/>
-      <w:pgMar w:top="680" w:right="850" w:bottom="993" w:left="1134" w:header="425" w:footer="459" w:gutter="0"/>
+      <w:pgMar w:top="1417" w:right="850" w:bottom="1020" w:left="850" w:header="425" w:footer="459" w:gutter="0"/>
       <w:cols w:space="720"/>
     </w:sectPr>
   </w:body>
@@ -8733,7 +8162,8 @@
     <w:qFormat/>
     <w:rsid w:val="00AF3E36"/>
     <w:rPr>
-      <w:rFonts w:ascii="Tahoma" w:hAnsi="Tahoma"/>
+      <w:rFonts w:ascii="Arial" w:hAnsi="Arial" w:eastAsia="Arial"/>
+      <w:sz w:val="20"/>
     </w:rPr>
   </w:style>
   <w:style w:type="paragraph" w:styleId="Ttulo1">
